--- a/AcademicCV.docx
+++ b/AcademicCV.docx
@@ -526,13 +526,43 @@
           <w:sz w:val="24"/>
           <w:szCs w:val="24"/>
         </w:rPr>
-        <w:t>ing Assistant</w:t>
-      </w:r>
-      <w:r>
-        <w:rPr>
-          <w:rFonts w:ascii="Roboto" w:hAnsi="Roboto"/>
-          <w:b/>
-          <w:bCs/>
+        <w:t xml:space="preserve">ing Assistant, </w:t>
+      </w:r>
+      <w:hyperlink r:id="rId12" w:history="1">
+        <w:r>
+          <w:rPr>
+            <w:rStyle w:val="Hyperlink"/>
+            <w:rFonts w:ascii="Roboto" w:hAnsi="Roboto"/>
+            <w:sz w:val="24"/>
+            <w:szCs w:val="24"/>
+            <w:u w:val="none"/>
+          </w:rPr>
+          <w:t>Advance</w:t>
+        </w:r>
+        <w:r>
+          <w:rPr>
+            <w:rStyle w:val="Hyperlink"/>
+            <w:rFonts w:ascii="Roboto" w:hAnsi="Roboto"/>
+            <w:sz w:val="24"/>
+            <w:szCs w:val="24"/>
+            <w:u w:val="none"/>
+          </w:rPr>
+          <w:t>d</w:t>
+        </w:r>
+        <w:r>
+          <w:rPr>
+            <w:rStyle w:val="Hyperlink"/>
+            <w:rFonts w:ascii="Roboto" w:hAnsi="Roboto"/>
+            <w:sz w:val="24"/>
+            <w:szCs w:val="24"/>
+            <w:u w:val="none"/>
+          </w:rPr>
+          <w:t xml:space="preserve"> programming</w:t>
+        </w:r>
+      </w:hyperlink>
+      <w:r>
+        <w:rPr>
+          <w:rFonts w:ascii="Roboto" w:hAnsi="Roboto"/>
           <w:sz w:val="24"/>
           <w:szCs w:val="24"/>
         </w:rPr>
@@ -544,31 +574,15 @@
           <w:sz w:val="24"/>
           <w:szCs w:val="24"/>
         </w:rPr>
-        <w:t xml:space="preserve">Digital Logic </w:t>
-      </w:r>
-      <w:r>
-        <w:rPr>
-          <w:rFonts w:ascii="Roboto" w:hAnsi="Roboto"/>
-          <w:sz w:val="24"/>
-          <w:szCs w:val="24"/>
-        </w:rPr>
-        <w:t xml:space="preserve">Design, </w:t>
-      </w:r>
-      <w:r>
-        <w:rPr>
-          <w:rFonts w:ascii="Roboto" w:hAnsi="Roboto"/>
-          <w:sz w:val="24"/>
-          <w:szCs w:val="24"/>
-        </w:rPr>
-        <w:t xml:space="preserve">University of Zanjan, </w:t>
-      </w:r>
-      <w:r>
-        <w:rPr>
-          <w:rFonts w:ascii="Roboto" w:hAnsi="Roboto"/>
-          <w:sz w:val="24"/>
-          <w:szCs w:val="24"/>
-        </w:rPr>
-        <w:t>Fall 2021</w:t>
+        <w:t>Islamic Azad University</w:t>
+      </w:r>
+      <w:r>
+        <w:rPr>
+          <w:rFonts w:ascii="Roboto" w:hAnsi="Roboto"/>
+          <w:sz w:val="24"/>
+          <w:szCs w:val="24"/>
+        </w:rPr>
+        <w:t>, Winter 2022</w:t>
       </w:r>
     </w:p>
     <w:p>
@@ -587,109 +601,7 @@
         <w:rPr>
           <w:rFonts w:ascii="Roboto" w:hAnsi="Roboto"/>
         </w:rPr>
-        <w:t>Graded assignments and exams</w:t>
-      </w:r>
-      <w:r>
-        <w:rPr>
-          <w:rFonts w:ascii="Roboto" w:hAnsi="Roboto"/>
-        </w:rPr>
-        <w:t xml:space="preserve"> of</w:t>
-      </w:r>
-      <w:r>
-        <w:rPr>
-          <w:rFonts w:ascii="Roboto" w:hAnsi="Roboto"/>
-        </w:rPr>
-        <w:t xml:space="preserve"> </w:t>
-      </w:r>
-      <w:r>
-        <w:rPr>
-          <w:rFonts w:ascii="Roboto" w:hAnsi="Roboto"/>
-        </w:rPr>
-        <w:t>82 students</w:t>
-      </w:r>
-      <w:r>
-        <w:rPr>
-          <w:rFonts w:ascii="Roboto" w:hAnsi="Roboto"/>
-        </w:rPr>
-        <w:t xml:space="preserve"> to provide tailored feedback based on course expectations and outcomes</w:t>
-      </w:r>
-    </w:p>
-    <w:p>
-      <w:pPr>
-        <w:spacing w:line="276" w:lineRule="auto"/>
-        <w:rPr>
-          <w:rFonts w:ascii="Roboto" w:hAnsi="Roboto"/>
-          <w:sz w:val="24"/>
-          <w:szCs w:val="24"/>
-        </w:rPr>
-      </w:pPr>
-      <w:r>
-        <w:rPr>
-          <w:rFonts w:ascii="Roboto" w:hAnsi="Roboto"/>
-          <w:b/>
-          <w:bCs/>
-          <w:sz w:val="24"/>
-          <w:szCs w:val="24"/>
-        </w:rPr>
-        <w:t>Teach</w:t>
-      </w:r>
-      <w:r>
-        <w:rPr>
-          <w:rFonts w:ascii="Roboto" w:hAnsi="Roboto"/>
-          <w:b/>
-          <w:bCs/>
-          <w:sz w:val="24"/>
-          <w:szCs w:val="24"/>
-        </w:rPr>
-        <w:t xml:space="preserve">ing Assistant, </w:t>
-      </w:r>
-      <w:r>
-        <w:rPr>
-          <w:rFonts w:ascii="Roboto" w:hAnsi="Roboto"/>
-          <w:sz w:val="24"/>
-          <w:szCs w:val="24"/>
-        </w:rPr>
-        <w:t>Advance</w:t>
-      </w:r>
-      <w:r>
-        <w:rPr>
-          <w:rFonts w:ascii="Roboto" w:hAnsi="Roboto"/>
-          <w:sz w:val="24"/>
-          <w:szCs w:val="24"/>
-        </w:rPr>
-        <w:t>d</w:t>
-      </w:r>
-      <w:r>
-        <w:rPr>
-          <w:rFonts w:ascii="Roboto" w:hAnsi="Roboto"/>
-          <w:sz w:val="24"/>
-          <w:szCs w:val="24"/>
-        </w:rPr>
-        <w:t xml:space="preserve"> programming</w:t>
-      </w:r>
-      <w:r>
-        <w:rPr>
-          <w:rFonts w:ascii="Roboto" w:hAnsi="Roboto"/>
-          <w:sz w:val="24"/>
-          <w:szCs w:val="24"/>
-        </w:rPr>
-        <w:t xml:space="preserve">, </w:t>
-      </w:r>
-      <w:r>
-        <w:rPr>
-          <w:rFonts w:ascii="Roboto" w:hAnsi="Roboto"/>
-          <w:sz w:val="24"/>
-          <w:szCs w:val="24"/>
-        </w:rPr>
-        <w:t>Islamic Azad University</w:t>
-      </w:r>
-      <w:r>
-        <w:rPr>
-          <w:rFonts w:ascii="Roboto" w:hAnsi="Roboto"/>
-          <w:sz w:val="24"/>
-          <w:szCs w:val="24"/>
-        </w:rPr>
-        <w:t>, Winter 2022</w:t>
+        <w:t>Graded assignments and exams to provide tailored feedback based on course expectations and outcomes</w:t>
       </w:r>
     </w:p>
     <w:p>
@@ -708,7 +620,77 @@
         <w:rPr>
           <w:rFonts w:ascii="Roboto" w:hAnsi="Roboto"/>
         </w:rPr>
-        <w:t>Graded assignments and exams to provide tailored feedback based on course expectations and outcomes</w:t>
+        <w:t xml:space="preserve">Held course discussion sessions for up to </w:t>
+      </w:r>
+      <w:r>
+        <w:rPr>
+          <w:rFonts w:ascii="Roboto" w:hAnsi="Roboto"/>
+        </w:rPr>
+        <w:t>30</w:t>
+      </w:r>
+      <w:r>
+        <w:rPr>
+          <w:rFonts w:ascii="Roboto" w:hAnsi="Roboto"/>
+        </w:rPr>
+        <w:t xml:space="preserve"> students</w:t>
+      </w:r>
+    </w:p>
+    <w:p>
+      <w:pPr>
+        <w:spacing w:line="276" w:lineRule="auto"/>
+        <w:rPr>
+          <w:rFonts w:ascii="Roboto" w:hAnsi="Roboto"/>
+          <w:sz w:val="24"/>
+          <w:szCs w:val="24"/>
+        </w:rPr>
+      </w:pPr>
+      <w:r>
+        <w:rPr>
+          <w:rFonts w:ascii="Roboto" w:hAnsi="Roboto"/>
+          <w:b/>
+          <w:bCs/>
+          <w:sz w:val="24"/>
+          <w:szCs w:val="24"/>
+        </w:rPr>
+        <w:t>Teach</w:t>
+      </w:r>
+      <w:r>
+        <w:rPr>
+          <w:rFonts w:ascii="Roboto" w:hAnsi="Roboto"/>
+          <w:b/>
+          <w:bCs/>
+          <w:sz w:val="24"/>
+          <w:szCs w:val="24"/>
+        </w:rPr>
+        <w:t xml:space="preserve">ing Assistant, </w:t>
+      </w:r>
+      <w:hyperlink r:id="rId13" w:history="1">
+        <w:r>
+          <w:rPr>
+            <w:rStyle w:val="Hyperlink"/>
+            <w:rFonts w:ascii="Roboto" w:hAnsi="Roboto"/>
+            <w:sz w:val="24"/>
+            <w:szCs w:val="24"/>
+            <w:u w:val="none"/>
+          </w:rPr>
+          <w:t>Principles of Database Design</w:t>
+        </w:r>
+      </w:hyperlink>
+      <w:r>
+        <w:rPr>
+          <w:rFonts w:ascii="Roboto" w:hAnsi="Roboto"/>
+          <w:sz w:val="24"/>
+          <w:szCs w:val="24"/>
+        </w:rPr>
+        <w:t xml:space="preserve">, University of Zanjan, </w:t>
+      </w:r>
+      <w:r>
+        <w:rPr>
+          <w:rFonts w:ascii="Roboto" w:hAnsi="Roboto"/>
+          <w:sz w:val="24"/>
+          <w:szCs w:val="24"/>
+        </w:rPr>
+        <w:t>Winter 2022</w:t>
       </w:r>
     </w:p>
     <w:p>
@@ -727,73 +709,7 @@
         <w:rPr>
           <w:rFonts w:ascii="Roboto" w:hAnsi="Roboto"/>
         </w:rPr>
-        <w:t xml:space="preserve">Held course discussion sessions for up to </w:t>
-      </w:r>
-      <w:r>
-        <w:rPr>
-          <w:rFonts w:ascii="Roboto" w:hAnsi="Roboto"/>
-        </w:rPr>
-        <w:t>?</w:t>
-      </w:r>
-      <w:r>
-        <w:rPr>
-          <w:rFonts w:ascii="Roboto" w:hAnsi="Roboto"/>
-        </w:rPr>
-        <w:t xml:space="preserve"> students</w:t>
-      </w:r>
-    </w:p>
-    <w:p>
-      <w:pPr>
-        <w:spacing w:line="276" w:lineRule="auto"/>
-        <w:rPr>
-          <w:rFonts w:ascii="Roboto" w:hAnsi="Roboto"/>
-          <w:sz w:val="24"/>
-          <w:szCs w:val="24"/>
-        </w:rPr>
-      </w:pPr>
-      <w:r>
-        <w:rPr>
-          <w:rFonts w:ascii="Roboto" w:hAnsi="Roboto"/>
-          <w:b/>
-          <w:bCs/>
-          <w:sz w:val="24"/>
-          <w:szCs w:val="24"/>
-        </w:rPr>
-        <w:t>Teach</w:t>
-      </w:r>
-      <w:r>
-        <w:rPr>
-          <w:rFonts w:ascii="Roboto" w:hAnsi="Roboto"/>
-          <w:b/>
-          <w:bCs/>
-          <w:sz w:val="24"/>
-          <w:szCs w:val="24"/>
-        </w:rPr>
-        <w:t xml:space="preserve">ing Assistant, </w:t>
-      </w:r>
-      <w:r>
-        <w:rPr>
-          <w:rFonts w:ascii="Roboto" w:hAnsi="Roboto"/>
-          <w:sz w:val="24"/>
-          <w:szCs w:val="24"/>
-        </w:rPr>
-        <w:t>Principles of Database Design</w:t>
-      </w:r>
-      <w:r>
-        <w:rPr>
-          <w:rFonts w:ascii="Roboto" w:hAnsi="Roboto"/>
-          <w:sz w:val="24"/>
-          <w:szCs w:val="24"/>
-        </w:rPr>
-        <w:t xml:space="preserve">, University of Zanjan, </w:t>
-      </w:r>
-      <w:r>
-        <w:rPr>
-          <w:rFonts w:ascii="Roboto" w:hAnsi="Roboto"/>
-          <w:sz w:val="24"/>
-          <w:szCs w:val="24"/>
-        </w:rPr>
-        <w:t>Winter 2022</w:t>
+        <w:t>Graded assignments and exams to provide tailored feedback based on course expectations and outcomes</w:t>
       </w:r>
     </w:p>
     <w:p>
@@ -812,7 +728,57 @@
         <w:rPr>
           <w:rFonts w:ascii="Roboto" w:hAnsi="Roboto"/>
         </w:rPr>
-        <w:t>Graded assignments and exams to provide tailored feedback based on course expectations and outcomes</w:t>
+        <w:t xml:space="preserve">Held course discussion sessions for up to </w:t>
+      </w:r>
+      <w:r>
+        <w:rPr>
+          <w:rFonts w:ascii="Roboto" w:hAnsi="Roboto"/>
+        </w:rPr>
+        <w:t>45</w:t>
+      </w:r>
+      <w:r>
+        <w:rPr>
+          <w:rFonts w:ascii="Roboto" w:hAnsi="Roboto"/>
+        </w:rPr>
+        <w:t xml:space="preserve"> students</w:t>
+      </w:r>
+    </w:p>
+    <w:p>
+      <w:pPr>
+        <w:spacing w:line="276" w:lineRule="auto"/>
+        <w:rPr>
+          <w:rFonts w:ascii="Roboto" w:hAnsi="Roboto"/>
+          <w:sz w:val="24"/>
+          <w:szCs w:val="24"/>
+        </w:rPr>
+      </w:pPr>
+      <w:r>
+        <w:rPr>
+          <w:rFonts w:ascii="Roboto" w:hAnsi="Roboto"/>
+          <w:b/>
+          <w:bCs/>
+          <w:sz w:val="24"/>
+          <w:szCs w:val="24"/>
+        </w:rPr>
+        <w:t>Teach</w:t>
+      </w:r>
+      <w:r>
+        <w:rPr>
+          <w:rFonts w:ascii="Roboto" w:hAnsi="Roboto"/>
+          <w:b/>
+          <w:bCs/>
+          <w:sz w:val="24"/>
+          <w:szCs w:val="24"/>
+        </w:rPr>
+        <w:t xml:space="preserve">ing Assistant, </w:t>
+      </w:r>
+      <w:r>
+        <w:rPr>
+          <w:rFonts w:ascii="Roboto" w:hAnsi="Roboto"/>
+          <w:sz w:val="24"/>
+          <w:szCs w:val="24"/>
+        </w:rPr>
+        <w:t>Digital Logic Design, University of Zanjan, Fall 2021</w:t>
       </w:r>
     </w:p>
     <w:p>
@@ -831,19 +797,7 @@
         <w:rPr>
           <w:rFonts w:ascii="Roboto" w:hAnsi="Roboto"/>
         </w:rPr>
-        <w:t xml:space="preserve">Held course discussion sessions for up to </w:t>
-      </w:r>
-      <w:r>
-        <w:rPr>
-          <w:rFonts w:ascii="Roboto" w:hAnsi="Roboto"/>
-        </w:rPr>
-        <w:t>?</w:t>
-      </w:r>
-      <w:r>
-        <w:rPr>
-          <w:rFonts w:ascii="Roboto" w:hAnsi="Roboto"/>
-        </w:rPr>
-        <w:t xml:space="preserve"> students</w:t>
+        <w:t>Graded assignments and exams of 82 students to provide tailored feedback based on course expectations and outcomes</w:t>
       </w:r>
     </w:p>
     <w:p>
@@ -1254,8 +1208,6 @@
         </w:tabs>
         <w:rPr>
           <w:rFonts w:ascii="Roboto" w:hAnsi="Roboto"/>
-          <w:b/>
-          <w:bCs/>
           <w:sz w:val="24"/>
           <w:szCs w:val="24"/>
           <w:lang w:bidi="fa-IR"/>
@@ -1882,7 +1834,17 @@
           <w:sz w:val="24"/>
           <w:szCs w:val="24"/>
         </w:rPr>
-        <w:t xml:space="preserve"> p</w:t>
+        <w:t xml:space="preserve"> </w:t>
+      </w:r>
+      <w:r>
+        <w:rPr>
+          <w:rFonts w:ascii="Roboto" w:hAnsi="Roboto"/>
+          <w:b/>
+          <w:bCs/>
+          <w:sz w:val="24"/>
+          <w:szCs w:val="24"/>
+        </w:rPr>
+        <w:t>P</w:t>
       </w:r>
       <w:r>
         <w:rPr>
@@ -2065,8 +2027,6 @@
       <w:r>
         <w:rPr>
           <w:rFonts w:ascii="Roboto" w:hAnsi="Roboto"/>
-          <w:b/>
-          <w:bCs/>
           <w:sz w:val="24"/>
           <w:szCs w:val="24"/>
         </w:rPr>
@@ -2131,6 +2091,187 @@
           <w:szCs w:val="24"/>
         </w:rPr>
         <w:t>17)</w:t>
+      </w:r>
+      <w:r>
+        <w:rPr>
+          <w:rFonts w:ascii="Roboto" w:hAnsi="Roboto"/>
+          <w:b/>
+          <w:bCs/>
+          <w:sz w:val="28"/>
+          <w:szCs w:val="28"/>
+          <w:lang w:bidi="fa-IR"/>
+        </w:rPr>
+        <w:t xml:space="preserve"> </w:t>
+      </w:r>
+      <w:r>
+        <w:rPr>
+          <w:rFonts w:ascii="Roboto" w:hAnsi="Roboto"/>
+          <w:b/>
+          <w:bCs/>
+          <w:sz w:val="28"/>
+          <w:szCs w:val="28"/>
+        </w:rPr>
+        <w:t>•</w:t>
+      </w:r>
+      <w:r>
+        <w:rPr>
+          <w:rFonts w:ascii="Roboto" w:hAnsi="Roboto"/>
+          <w:b/>
+          <w:bCs/>
+          <w:sz w:val="28"/>
+          <w:szCs w:val="28"/>
+        </w:rPr>
+        <w:t xml:space="preserve"> </w:t>
+      </w:r>
+      <w:r>
+        <w:rPr>
+          <w:rFonts w:ascii="Roboto" w:hAnsi="Roboto"/>
+          <w:b/>
+          <w:bCs/>
+          <w:sz w:val="24"/>
+          <w:szCs w:val="24"/>
+        </w:rPr>
+        <w:t>A</w:t>
+      </w:r>
+      <w:r>
+        <w:rPr>
+          <w:rFonts w:ascii="Roboto" w:hAnsi="Roboto"/>
+          <w:sz w:val="24"/>
+          <w:szCs w:val="24"/>
+        </w:rPr>
+        <w:t xml:space="preserve">dvanced </w:t>
+      </w:r>
+      <w:r>
+        <w:rPr>
+          <w:rFonts w:ascii="Roboto" w:hAnsi="Roboto"/>
+          <w:b/>
+          <w:bCs/>
+          <w:sz w:val="24"/>
+          <w:szCs w:val="24"/>
+        </w:rPr>
+        <w:t>D</w:t>
+      </w:r>
+      <w:r>
+        <w:rPr>
+          <w:rFonts w:ascii="Roboto" w:hAnsi="Roboto"/>
+          <w:sz w:val="24"/>
+          <w:szCs w:val="24"/>
+        </w:rPr>
+        <w:t>atabase</w:t>
+      </w:r>
+      <w:r>
+        <w:rPr>
+          <w:rFonts w:ascii="Roboto" w:hAnsi="Roboto"/>
+          <w:sz w:val="24"/>
+          <w:szCs w:val="24"/>
+        </w:rPr>
+        <w:t xml:space="preserve"> (</w:t>
+      </w:r>
+      <w:r>
+        <w:rPr>
+          <w:rFonts w:ascii="Roboto" w:hAnsi="Roboto"/>
+          <w:sz w:val="24"/>
+          <w:szCs w:val="24"/>
+        </w:rPr>
+        <w:t>18)</w:t>
+      </w:r>
+      <w:r>
+        <w:rPr>
+          <w:rFonts w:ascii="Roboto" w:hAnsi="Roboto"/>
+          <w:sz w:val="24"/>
+          <w:szCs w:val="24"/>
+        </w:rPr>
+        <w:t xml:space="preserve"> </w:t>
+      </w:r>
+      <w:r>
+        <w:rPr>
+          <w:rFonts w:ascii="Roboto" w:hAnsi="Roboto"/>
+          <w:b/>
+          <w:bCs/>
+          <w:sz w:val="28"/>
+          <w:szCs w:val="28"/>
+        </w:rPr>
+        <w:t>•</w:t>
+      </w:r>
+      <w:r>
+        <w:rPr>
+          <w:rFonts w:ascii="Roboto" w:hAnsi="Roboto"/>
+          <w:b/>
+          <w:bCs/>
+          <w:sz w:val="28"/>
+          <w:szCs w:val="28"/>
+        </w:rPr>
+        <w:t xml:space="preserve"> </w:t>
+      </w:r>
+      <w:r>
+        <w:rPr>
+          <w:rFonts w:ascii="Roboto" w:hAnsi="Roboto"/>
+          <w:b/>
+          <w:bCs/>
+          <w:sz w:val="24"/>
+          <w:szCs w:val="24"/>
+        </w:rPr>
+        <w:t>L</w:t>
+      </w:r>
+      <w:r>
+        <w:rPr>
+          <w:rFonts w:ascii="Roboto" w:hAnsi="Roboto"/>
+          <w:sz w:val="24"/>
+          <w:szCs w:val="24"/>
+        </w:rPr>
+        <w:t xml:space="preserve">atent </w:t>
+      </w:r>
+      <w:r>
+        <w:rPr>
+          <w:rFonts w:ascii="Roboto" w:hAnsi="Roboto"/>
+          <w:sz w:val="24"/>
+          <w:szCs w:val="24"/>
+        </w:rPr>
+        <w:t>and</w:t>
+      </w:r>
+      <w:r>
+        <w:rPr>
+          <w:rFonts w:ascii="Roboto" w:hAnsi="Roboto"/>
+          <w:sz w:val="24"/>
+          <w:szCs w:val="24"/>
+        </w:rPr>
+        <w:t xml:space="preserve"> </w:t>
+      </w:r>
+      <w:r>
+        <w:rPr>
+          <w:rFonts w:ascii="Roboto" w:hAnsi="Roboto"/>
+          <w:b/>
+          <w:bCs/>
+          <w:sz w:val="24"/>
+          <w:szCs w:val="24"/>
+        </w:rPr>
+        <w:t>R</w:t>
+      </w:r>
+      <w:r>
+        <w:rPr>
+          <w:rFonts w:ascii="Roboto" w:hAnsi="Roboto"/>
+          <w:sz w:val="24"/>
+          <w:szCs w:val="24"/>
+        </w:rPr>
+        <w:t xml:space="preserve">eal-time </w:t>
+      </w:r>
+      <w:r>
+        <w:rPr>
+          <w:rFonts w:ascii="Roboto" w:hAnsi="Roboto"/>
+          <w:b/>
+          <w:bCs/>
+          <w:sz w:val="24"/>
+          <w:szCs w:val="24"/>
+        </w:rPr>
+        <w:t>S</w:t>
+      </w:r>
+      <w:r>
+        <w:rPr>
+          <w:rFonts w:ascii="Roboto" w:hAnsi="Roboto"/>
+          <w:sz w:val="24"/>
+          <w:szCs w:val="24"/>
+        </w:rPr>
+        <w:t>ystem (19)</w:t>
       </w:r>
     </w:p>
     <w:p>
@@ -2200,8 +2341,10 @@
       <w:r>
         <w:rPr>
           <w:rFonts w:ascii="Roboto" w:hAnsi="Roboto"/>
-        </w:rPr>
-        <w:t>Feb 2022</w:t>
+          <w:sz w:val="24"/>
+          <w:szCs w:val="24"/>
+        </w:rPr>
+        <w:t>Mar 2022</w:t>
       </w:r>
       <w:r>
         <w:rPr>
@@ -2220,7 +2363,61 @@
           <w:szCs w:val="24"/>
         </w:rPr>
         <w:tab/>
-        <w:t xml:space="preserve">JavaScript, JQuery, and Json </w:t>
+      </w:r>
+      <w:r>
+        <w:rPr>
+          <w:rFonts w:ascii="Roboto" w:hAnsi="Roboto"/>
+          <w:b/>
+          <w:bCs/>
+          <w:color w:val="000000" w:themeColor="text1"/>
+          <w:sz w:val="26"/>
+          <w:szCs w:val="26"/>
+        </w:rPr>
+        <w:t>How to Manage a Remote Team</w:t>
+      </w:r>
+      <w:r>
+        <w:rPr>
+          <w:rFonts w:ascii="Roboto" w:hAnsi="Roboto"/>
+          <w:b/>
+          <w:bCs/>
+          <w:sz w:val="24"/>
+          <w:szCs w:val="24"/>
+        </w:rPr>
+        <w:t xml:space="preserve"> </w:t>
+      </w:r>
+    </w:p>
+    <w:p>
+      <w:pPr>
+        <w:spacing w:line="240" w:lineRule="auto"/>
+        <w:ind w:left="1440"/>
+        <w:rPr>
+          <w:rFonts w:ascii="Roboto" w:hAnsi="Roboto"/>
+          <w:b/>
+          <w:bCs/>
+          <w:sz w:val="24"/>
+          <w:szCs w:val="24"/>
+        </w:rPr>
+      </w:pPr>
+      <w:r>
+        <w:rPr>
+          <w:rFonts w:ascii="Roboto" w:hAnsi="Roboto"/>
+          <w:lang w:bidi="fa-IR"/>
+        </w:rPr>
+        <w:t xml:space="preserve">Coursera, Grade: </w:t>
+      </w:r>
+      <w:r>
+        <w:rPr>
+          <w:rFonts w:ascii="Roboto" w:hAnsi="Roboto"/>
+          <w:lang w:bidi="fa-IR"/>
+        </w:rPr>
+        <w:t>100</w:t>
+      </w:r>
+      <w:r>
+        <w:rPr>
+          <w:rFonts w:ascii="Roboto" w:hAnsi="Roboto"/>
+          <w:lang w:bidi="fa-IR"/>
+        </w:rPr>
+        <w:t>/100</w:t>
       </w:r>
     </w:p>
     <w:p>
@@ -2228,41 +2425,72 @@
         <w:tabs>
           <w:tab w:val="left" w:pos="5280"/>
         </w:tabs>
-        <w:spacing w:line="240" w:lineRule="auto"/>
-        <w:ind w:left="1440"/>
-        <w:rPr>
-          <w:rFonts w:ascii="Roboto" w:hAnsi="Roboto"/>
-          <w:lang w:bidi="fa-IR"/>
-        </w:rPr>
-      </w:pPr>
-      <w:r>
-        <w:rPr>
-          <w:rFonts w:ascii="Roboto" w:hAnsi="Roboto"/>
-          <w:lang w:bidi="fa-IR"/>
-        </w:rPr>
-        <w:t>Coursera, Grade: ? /100</w:t>
-      </w:r>
-    </w:p>
-    <w:p>
-      <w:pPr>
-        <w:spacing w:line="240" w:lineRule="auto"/>
-        <w:rPr>
-          <w:rFonts w:ascii="Roboto" w:hAnsi="Roboto"/>
-          <w:b/>
-          <w:bCs/>
-          <w:sz w:val="24"/>
-          <w:szCs w:val="24"/>
-        </w:rPr>
-      </w:pPr>
-      <w:r>
-        <w:rPr>
-          <w:rFonts w:ascii="Roboto" w:hAnsi="Roboto"/>
+        <w:spacing w:line="276" w:lineRule="auto"/>
+        <w:rPr>
+          <w:rFonts w:ascii="Roboto" w:hAnsi="Roboto"/>
+          <w:sz w:val="32"/>
+          <w:szCs w:val="32"/>
+          <w:lang w:bidi="fa-IR"/>
+        </w:rPr>
+      </w:pPr>
+      <w:r>
+        <w:rPr>
+          <w:rFonts w:ascii="Roboto" w:hAnsi="Roboto"/>
+          <w:sz w:val="24"/>
+          <w:szCs w:val="24"/>
+          <w:lang w:bidi="fa-IR"/>
         </w:rPr>
         <w:t>Feb 2022</w:t>
       </w:r>
       <w:r>
         <w:rPr>
           <w:rFonts w:ascii="Roboto" w:hAnsi="Roboto"/>
+          <w:sz w:val="24"/>
+          <w:szCs w:val="24"/>
+          <w:lang w:bidi="fa-IR"/>
+        </w:rPr>
+        <w:t xml:space="preserve">      </w:t>
+      </w:r>
+      <w:hyperlink r:id="rId14" w:history="1">
+        <w:r>
+          <w:rPr>
+            <w:rStyle w:val="Hyperlink"/>
+            <w:rFonts w:ascii="Roboto" w:hAnsi="Roboto"/>
+            <w:b/>
+            <w:bCs/>
+            <w:sz w:val="26"/>
+            <w:szCs w:val="26"/>
+            <w:u w:val="none"/>
+          </w:rPr>
+          <w:t>Web Applications for Everybody Specialization</w:t>
+        </w:r>
+      </w:hyperlink>
+    </w:p>
+    <w:p>
+      <w:pPr>
+        <w:pStyle w:val="ListParagraph"/>
+        <w:numPr>
+          <w:ilvl w:val="0"/>
+          <w:numId w:val="9"/>
+        </w:numPr>
+        <w:spacing w:line="276" w:lineRule="auto"/>
+        <w:rPr>
+          <w:rFonts w:ascii="Roboto" w:hAnsi="Roboto"/>
+          <w:b/>
+          <w:bCs/>
+          <w:sz w:val="24"/>
+          <w:szCs w:val="24"/>
+        </w:rPr>
+      </w:pPr>
+      <w:r>
+        <w:rPr>
+          <w:rFonts w:ascii="Roboto" w:hAnsi="Roboto"/>
+        </w:rPr>
+        <w:t>Feb 2022</w:t>
+      </w:r>
+      <w:r>
+        <w:rPr>
+          <w:rFonts w:ascii="Roboto" w:hAnsi="Roboto"/>
           <w:b/>
           <w:bCs/>
         </w:rPr>
@@ -2278,7 +2506,106 @@
         </w:rPr>
         <w:tab/>
       </w:r>
-      <w:hyperlink r:id="rId12" w:history="1">
+      <w:hyperlink r:id="rId15" w:history="1">
+        <w:r>
+          <w:rPr>
+            <w:rStyle w:val="Hyperlink"/>
+            <w:rFonts w:ascii="Roboto" w:hAnsi="Roboto"/>
+            <w:b/>
+            <w:bCs/>
+            <w:sz w:val="24"/>
+            <w:szCs w:val="24"/>
+            <w:u w:val="none"/>
+          </w:rPr>
+          <w:t>JavaScript, JQuery, and Json</w:t>
+        </w:r>
+      </w:hyperlink>
+      <w:r>
+        <w:rPr>
+          <w:rFonts w:ascii="Roboto" w:hAnsi="Roboto"/>
+          <w:b/>
+          <w:bCs/>
+          <w:sz w:val="24"/>
+          <w:szCs w:val="24"/>
+        </w:rPr>
+        <w:t xml:space="preserve"> </w:t>
+      </w:r>
+    </w:p>
+    <w:p>
+      <w:pPr>
+        <w:pStyle w:val="ListParagraph"/>
+        <w:tabs>
+          <w:tab w:val="left" w:pos="5280"/>
+        </w:tabs>
+        <w:spacing w:line="276" w:lineRule="auto"/>
+        <w:rPr>
+          <w:rFonts w:ascii="Roboto" w:hAnsi="Roboto"/>
+          <w:lang w:bidi="fa-IR"/>
+        </w:rPr>
+      </w:pPr>
+      <w:r>
+        <w:rPr>
+          <w:rFonts w:ascii="Roboto" w:hAnsi="Roboto"/>
+          <w:lang w:bidi="fa-IR"/>
+        </w:rPr>
+        <w:t xml:space="preserve">Coursera, Grade: </w:t>
+      </w:r>
+      <w:r>
+        <w:rPr>
+          <w:rFonts w:ascii="Roboto" w:hAnsi="Roboto"/>
+          <w:lang w:bidi="fa-IR"/>
+        </w:rPr>
+        <w:t>100</w:t>
+      </w:r>
+      <w:r>
+        <w:rPr>
+          <w:rFonts w:ascii="Roboto" w:hAnsi="Roboto"/>
+          <w:lang w:bidi="fa-IR"/>
+        </w:rPr>
+        <w:t xml:space="preserve"> /100</w:t>
+      </w:r>
+    </w:p>
+    <w:p>
+      <w:pPr>
+        <w:pStyle w:val="ListParagraph"/>
+        <w:numPr>
+          <w:ilvl w:val="0"/>
+          <w:numId w:val="10"/>
+        </w:numPr>
+        <w:spacing w:line="276" w:lineRule="auto"/>
+        <w:rPr>
+          <w:rFonts w:ascii="Roboto" w:hAnsi="Roboto"/>
+          <w:b/>
+          <w:bCs/>
+          <w:sz w:val="24"/>
+          <w:szCs w:val="24"/>
+        </w:rPr>
+      </w:pPr>
+      <w:r>
+        <w:rPr>
+          <w:rFonts w:ascii="Roboto" w:hAnsi="Roboto"/>
+        </w:rPr>
+        <w:t>Feb 2022</w:t>
+      </w:r>
+      <w:r>
+        <w:rPr>
+          <w:rFonts w:ascii="Roboto" w:hAnsi="Roboto"/>
+          <w:b/>
+          <w:bCs/>
+        </w:rPr>
+        <w:t xml:space="preserve"> </w:t>
+      </w:r>
+      <w:r>
+        <w:rPr>
+          <w:rFonts w:ascii="Roboto" w:hAnsi="Roboto"/>
+          <w:b/>
+          <w:bCs/>
+          <w:sz w:val="24"/>
+          <w:szCs w:val="24"/>
+        </w:rPr>
+        <w:tab/>
+      </w:r>
+      <w:hyperlink r:id="rId16" w:history="1">
         <w:r>
           <w:rPr>
             <w:rStyle w:val="Hyperlink"/>
@@ -2305,11 +2632,11 @@
     </w:p>
     <w:p>
       <w:pPr>
+        <w:pStyle w:val="ListParagraph"/>
         <w:tabs>
           <w:tab w:val="left" w:pos="5280"/>
         </w:tabs>
-        <w:spacing w:line="240" w:lineRule="auto"/>
-        <w:ind w:left="1440"/>
+        <w:spacing w:line="276" w:lineRule="auto"/>
         <w:rPr>
           <w:rFonts w:ascii="Roboto" w:hAnsi="Roboto"/>
           <w:lang w:bidi="fa-IR"/>
@@ -2325,32 +2652,25 @@
     </w:p>
     <w:p>
       <w:pPr>
-        <w:spacing w:line="240" w:lineRule="auto"/>
-        <w:rPr>
-          <w:rFonts w:ascii="Roboto" w:hAnsi="Roboto"/>
-          <w:b/>
-          <w:bCs/>
-          <w:sz w:val="24"/>
-          <w:szCs w:val="24"/>
-        </w:rPr>
-      </w:pPr>
-      <w:r>
-        <w:rPr>
-          <w:rFonts w:ascii="Roboto" w:hAnsi="Roboto"/>
-        </w:rPr>
-        <w:t>De</w:t>
-      </w:r>
-      <w:r>
-        <w:rPr>
-          <w:rFonts w:ascii="Roboto" w:hAnsi="Roboto"/>
-        </w:rPr>
-        <w:t>c</w:t>
-      </w:r>
-      <w:r>
-        <w:rPr>
-          <w:rFonts w:ascii="Roboto" w:hAnsi="Roboto"/>
-        </w:rPr>
-        <w:t xml:space="preserve"> 2021</w:t>
+        <w:pStyle w:val="ListParagraph"/>
+        <w:numPr>
+          <w:ilvl w:val="0"/>
+          <w:numId w:val="10"/>
+        </w:numPr>
+        <w:spacing w:line="276" w:lineRule="auto"/>
+        <w:rPr>
+          <w:rFonts w:ascii="Roboto" w:hAnsi="Roboto"/>
+          <w:b/>
+          <w:bCs/>
+          <w:sz w:val="24"/>
+          <w:szCs w:val="24"/>
+        </w:rPr>
+      </w:pPr>
+      <w:r>
+        <w:rPr>
+          <w:rFonts w:ascii="Roboto" w:hAnsi="Roboto"/>
+        </w:rPr>
+        <w:t>Dec 2021</w:t>
       </w:r>
       <w:r>
         <w:rPr>
@@ -2370,77 +2690,7 @@
         </w:rPr>
         <w:tab/>
       </w:r>
-      <w:hyperlink r:id="rId13" w:history="1">
-        <w:r>
-          <w:rPr>
-            <w:rStyle w:val="Hyperlink"/>
-            <w:rFonts w:ascii="Roboto" w:hAnsi="Roboto"/>
-            <w:b/>
-            <w:bCs/>
-            <w:sz w:val="24"/>
-            <w:szCs w:val="24"/>
-            <w:u w:val="none"/>
-          </w:rPr>
-          <w:t>SQL for Data Science</w:t>
-        </w:r>
-      </w:hyperlink>
-    </w:p>
-    <w:p>
-      <w:pPr>
-        <w:tabs>
-          <w:tab w:val="left" w:pos="5280"/>
-        </w:tabs>
-        <w:spacing w:line="240" w:lineRule="auto"/>
-        <w:ind w:left="1440"/>
-        <w:rPr>
-          <w:rFonts w:ascii="Roboto" w:hAnsi="Roboto"/>
-          <w:lang w:bidi="fa-IR"/>
-        </w:rPr>
-      </w:pPr>
-      <w:r>
-        <w:rPr>
-          <w:rFonts w:ascii="Roboto" w:hAnsi="Roboto"/>
-          <w:lang w:bidi="fa-IR"/>
-        </w:rPr>
-        <w:t>Coursera, Grade: 91.1/100</w:t>
-      </w:r>
-    </w:p>
-    <w:p>
-      <w:pPr>
-        <w:spacing w:line="240" w:lineRule="auto"/>
-        <w:rPr>
-          <w:rFonts w:ascii="Roboto" w:hAnsi="Roboto"/>
-          <w:b/>
-          <w:bCs/>
-          <w:sz w:val="24"/>
-          <w:szCs w:val="24"/>
-        </w:rPr>
-      </w:pPr>
-      <w:r>
-        <w:rPr>
-          <w:rFonts w:ascii="Roboto" w:hAnsi="Roboto"/>
-        </w:rPr>
-        <w:t>Dec 2021</w:t>
-      </w:r>
-      <w:r>
-        <w:rPr>
-          <w:rFonts w:ascii="Roboto" w:hAnsi="Roboto"/>
-          <w:b/>
-          <w:bCs/>
-        </w:rPr>
-        <w:t xml:space="preserve"> </w:t>
-      </w:r>
-      <w:r>
-        <w:rPr>
-          <w:rFonts w:ascii="Roboto" w:hAnsi="Roboto"/>
-          <w:b/>
-          <w:bCs/>
-          <w:sz w:val="24"/>
-          <w:szCs w:val="24"/>
-        </w:rPr>
-        <w:tab/>
-      </w:r>
-      <w:hyperlink r:id="rId14" w:history="1">
+      <w:hyperlink r:id="rId17" w:history="1">
         <w:r>
           <w:rPr>
             <w:rStyle w:val="Hyperlink"/>
@@ -2491,11 +2741,11 @@
     </w:p>
     <w:p>
       <w:pPr>
+        <w:pStyle w:val="ListParagraph"/>
         <w:tabs>
           <w:tab w:val="left" w:pos="5280"/>
         </w:tabs>
-        <w:spacing w:line="240" w:lineRule="auto"/>
-        <w:ind w:left="1440"/>
+        <w:spacing w:line="276" w:lineRule="auto"/>
         <w:rPr>
           <w:rFonts w:ascii="Roboto" w:hAnsi="Roboto"/>
           <w:lang w:bidi="fa-IR"/>
@@ -2511,7 +2761,12 @@
     </w:p>
     <w:p>
       <w:pPr>
-        <w:spacing w:line="240" w:lineRule="auto"/>
+        <w:pStyle w:val="ListParagraph"/>
+        <w:numPr>
+          <w:ilvl w:val="0"/>
+          <w:numId w:val="10"/>
+        </w:numPr>
+        <w:spacing w:line="276" w:lineRule="auto"/>
         <w:rPr>
           <w:rFonts w:ascii="Roboto" w:hAnsi="Roboto"/>
           <w:b/>
@@ -2544,7 +2799,7 @@
         </w:rPr>
         <w:tab/>
       </w:r>
-      <w:hyperlink r:id="rId15" w:history="1">
+      <w:hyperlink r:id="rId18" w:history="1">
         <w:r>
           <w:rPr>
             <w:rStyle w:val="Hyperlink"/>
@@ -2571,6 +2826,78 @@
     </w:p>
     <w:p>
       <w:pPr>
+        <w:pStyle w:val="ListParagraph"/>
+        <w:tabs>
+          <w:tab w:val="left" w:pos="5280"/>
+        </w:tabs>
+        <w:spacing w:line="276" w:lineRule="auto"/>
+        <w:rPr>
+          <w:rFonts w:ascii="Roboto" w:hAnsi="Roboto"/>
+          <w:lang w:bidi="fa-IR"/>
+        </w:rPr>
+      </w:pPr>
+      <w:r>
+        <w:rPr>
+          <w:rFonts w:ascii="Roboto" w:hAnsi="Roboto"/>
+          <w:lang w:bidi="fa-IR"/>
+        </w:rPr>
+        <w:t>Coursera, Grade: 91.10/100</w:t>
+      </w:r>
+    </w:p>
+    <w:p>
+      <w:pPr>
+        <w:spacing w:line="240" w:lineRule="auto"/>
+        <w:rPr>
+          <w:rFonts w:ascii="Roboto" w:hAnsi="Roboto"/>
+          <w:b/>
+          <w:bCs/>
+          <w:sz w:val="26"/>
+          <w:szCs w:val="26"/>
+        </w:rPr>
+      </w:pPr>
+      <w:r>
+        <w:rPr>
+          <w:rFonts w:ascii="Roboto" w:hAnsi="Roboto"/>
+          <w:sz w:val="24"/>
+          <w:szCs w:val="24"/>
+        </w:rPr>
+        <w:t>Dec 2021</w:t>
+      </w:r>
+      <w:r>
+        <w:rPr>
+          <w:rFonts w:ascii="Roboto" w:hAnsi="Roboto"/>
+          <w:b/>
+          <w:bCs/>
+        </w:rPr>
+        <w:t xml:space="preserve"> </w:t>
+      </w:r>
+      <w:r>
+        <w:rPr>
+          <w:rFonts w:ascii="Roboto" w:hAnsi="Roboto"/>
+          <w:b/>
+          <w:bCs/>
+          <w:sz w:val="24"/>
+          <w:szCs w:val="24"/>
+        </w:rPr>
+        <w:tab/>
+      </w:r>
+      <w:hyperlink r:id="rId19" w:history="1">
+        <w:r>
+          <w:rPr>
+            <w:rStyle w:val="Hyperlink"/>
+            <w:rFonts w:ascii="Roboto" w:hAnsi="Roboto"/>
+            <w:b/>
+            <w:bCs/>
+            <w:sz w:val="26"/>
+            <w:szCs w:val="26"/>
+            <w:u w:val="none"/>
+          </w:rPr>
+          <w:t>SQL for Data Science</w:t>
+        </w:r>
+      </w:hyperlink>
+    </w:p>
+    <w:p>
+      <w:pPr>
         <w:tabs>
           <w:tab w:val="left" w:pos="5280"/>
         </w:tabs>
@@ -2586,7 +2913,7 @@
           <w:rFonts w:ascii="Roboto" w:hAnsi="Roboto"/>
           <w:lang w:bidi="fa-IR"/>
         </w:rPr>
-        <w:t>Coursera, Grade: 91.10/100</w:t>
+        <w:t>Coursera, Grade: 91.1/100</w:t>
       </w:r>
     </w:p>
     <w:p>
@@ -2747,7 +3074,7 @@
         </w:rPr>
         <w:t xml:space="preserve">Title: </w:t>
       </w:r>
-      <w:hyperlink r:id="rId16" w:history="1">
+      <w:hyperlink r:id="rId20" w:history="1">
         <w:r>
           <w:rPr>
             <w:rStyle w:val="Hyperlink"/>
@@ -2856,7 +3183,35 @@
           <w:rFonts w:ascii="Roboto" w:hAnsi="Roboto"/>
           <w:lang w:bidi="fa-IR"/>
         </w:rPr>
-        <w:tab/>
+        <w:t>-</w:t>
+      </w:r>
+      <w:r>
+        <w:rPr>
+          <w:rFonts w:ascii="Roboto" w:hAnsi="Roboto"/>
+          <w:lang w:bidi="fa-IR"/>
+        </w:rPr>
+        <w:t xml:space="preserve"> </w:t>
+      </w:r>
+      <w:r>
+        <w:rPr>
+          <w:rFonts w:ascii="Roboto" w:hAnsi="Roboto"/>
+          <w:lang w:bidi="fa-IR"/>
+        </w:rPr>
+        <w:t>Apr 202</w:t>
+      </w:r>
+      <w:r>
+        <w:rPr>
+          <w:rFonts w:ascii="Roboto" w:hAnsi="Roboto"/>
+          <w:lang w:bidi="fa-IR"/>
+        </w:rPr>
+        <w:t>0</w:t>
+      </w:r>
+      <w:r>
+        <w:rPr>
+          <w:rFonts w:ascii="Roboto" w:hAnsi="Roboto"/>
+          <w:lang w:bidi="fa-IR"/>
+        </w:rPr>
+        <w:t xml:space="preserve"> </w:t>
       </w:r>
       <w:r>
         <w:rPr>
@@ -2878,7 +3233,7 @@
         </w:rPr>
         <w:t xml:space="preserve">: </w:t>
       </w:r>
-      <w:hyperlink r:id="rId17" w:history="1">
+      <w:hyperlink r:id="rId21" w:history="1">
         <w:r>
           <w:rPr>
             <w:rStyle w:val="Hyperlink"/>
@@ -2957,6 +3312,278 @@
           <w:rFonts w:ascii="Roboto" w:hAnsi="Roboto"/>
           <w:sz w:val="24"/>
           <w:szCs w:val="24"/>
+          <w:lang w:bidi="fa-IR"/>
+        </w:rPr>
+      </w:pPr>
+      <w:r>
+        <w:rPr>
+          <w:rFonts w:ascii="Roboto" w:hAnsi="Roboto"/>
+          <w:lang w:bidi="fa-IR"/>
+        </w:rPr>
+        <w:tab/>
+      </w:r>
+      <w:r>
+        <w:rPr>
+          <w:rFonts w:ascii="Roboto" w:hAnsi="Roboto"/>
+          <w:b/>
+          <w:bCs/>
+          <w:sz w:val="24"/>
+          <w:szCs w:val="24"/>
+          <w:lang w:bidi="fa-IR"/>
+        </w:rPr>
+        <w:t>Description</w:t>
+      </w:r>
+      <w:r>
+        <w:rPr>
+          <w:rFonts w:ascii="Roboto" w:hAnsi="Roboto"/>
+          <w:sz w:val="24"/>
+          <w:szCs w:val="24"/>
+          <w:lang w:bidi="fa-IR"/>
+        </w:rPr>
+        <w:t xml:space="preserve">: </w:t>
+      </w:r>
+      <w:r>
+        <w:rPr>
+          <w:rFonts w:ascii="Roboto" w:hAnsi="Roboto"/>
+          <w:sz w:val="24"/>
+          <w:szCs w:val="24"/>
+          <w:lang w:bidi="fa-IR"/>
+        </w:rPr>
+        <w:t>P</w:t>
+      </w:r>
+      <w:r>
+        <w:rPr>
+          <w:rFonts w:ascii="Roboto" w:hAnsi="Roboto"/>
+          <w:sz w:val="24"/>
+          <w:szCs w:val="24"/>
+          <w:lang w:bidi="fa-IR"/>
+        </w:rPr>
+        <w:t>articipate</w:t>
+      </w:r>
+      <w:r>
+        <w:rPr>
+          <w:rFonts w:ascii="Roboto" w:hAnsi="Roboto"/>
+          <w:sz w:val="24"/>
+          <w:szCs w:val="24"/>
+          <w:lang w:bidi="fa-IR"/>
+        </w:rPr>
+        <w:t>d</w:t>
+      </w:r>
+      <w:r>
+        <w:rPr>
+          <w:rFonts w:ascii="Roboto" w:hAnsi="Roboto"/>
+          <w:sz w:val="24"/>
+          <w:szCs w:val="24"/>
+          <w:lang w:bidi="fa-IR"/>
+        </w:rPr>
+        <w:t xml:space="preserve"> in </w:t>
+      </w:r>
+      <w:r>
+        <w:rPr>
+          <w:rFonts w:ascii="Roboto" w:hAnsi="Roboto"/>
+          <w:sz w:val="24"/>
+          <w:szCs w:val="24"/>
+          <w:lang w:bidi="fa-IR"/>
+        </w:rPr>
+        <w:t>develop</w:t>
+      </w:r>
+      <w:r>
+        <w:rPr>
+          <w:rFonts w:ascii="Roboto" w:hAnsi="Roboto"/>
+          <w:sz w:val="24"/>
+          <w:szCs w:val="24"/>
+          <w:lang w:bidi="fa-IR"/>
+        </w:rPr>
+        <w:t>ing</w:t>
+      </w:r>
+      <w:r>
+        <w:rPr>
+          <w:rFonts w:ascii="Roboto" w:hAnsi="Roboto"/>
+          <w:sz w:val="24"/>
+          <w:szCs w:val="24"/>
+          <w:lang w:bidi="fa-IR"/>
+        </w:rPr>
+        <w:t xml:space="preserve"> </w:t>
+      </w:r>
+      <w:r>
+        <w:rPr>
+          <w:rFonts w:ascii="Roboto" w:hAnsi="Roboto"/>
+          <w:sz w:val="24"/>
+          <w:szCs w:val="24"/>
+          <w:lang w:bidi="fa-IR"/>
+        </w:rPr>
+        <w:t>API</w:t>
+      </w:r>
+    </w:p>
+    <w:p>
+      <w:pPr>
+        <w:tabs>
+          <w:tab w:val="left" w:pos="1996"/>
+        </w:tabs>
+        <w:spacing w:line="240" w:lineRule="auto"/>
+        <w:rPr>
+          <w:rFonts w:ascii="Roboto" w:hAnsi="Roboto"/>
+          <w:b/>
+          <w:bCs/>
+          <w:sz w:val="24"/>
+          <w:szCs w:val="24"/>
+          <w:lang w:bidi="fa-IR"/>
+        </w:rPr>
+      </w:pPr>
+      <w:r>
+        <w:rPr>
+          <w:rFonts w:ascii="Roboto" w:hAnsi="Roboto"/>
+          <w:lang w:bidi="fa-IR"/>
+        </w:rPr>
+        <w:t>Aug 20</w:t>
+      </w:r>
+      <w:r>
+        <w:rPr>
+          <w:rFonts w:ascii="Roboto" w:hAnsi="Roboto"/>
+          <w:lang w:bidi="fa-IR"/>
+        </w:rPr>
+        <w:t>18</w:t>
+      </w:r>
+      <w:r>
+        <w:rPr>
+          <w:rFonts w:ascii="Roboto" w:hAnsi="Roboto"/>
+          <w:lang w:bidi="fa-IR"/>
+        </w:rPr>
+        <w:t>-</w:t>
+      </w:r>
+      <w:r>
+        <w:rPr>
+          <w:rFonts w:ascii="Roboto" w:hAnsi="Roboto"/>
+          <w:lang w:bidi="fa-IR"/>
+        </w:rPr>
+        <w:t xml:space="preserve">Aug 2019 </w:t>
+      </w:r>
+      <w:r>
+        <w:rPr>
+          <w:rFonts w:ascii="Roboto" w:hAnsi="Roboto"/>
+          <w:b/>
+          <w:bCs/>
+          <w:sz w:val="24"/>
+          <w:szCs w:val="24"/>
+          <w:lang w:bidi="fa-IR"/>
+        </w:rPr>
+        <w:t>Title</w:t>
+      </w:r>
+      <w:r>
+        <w:rPr>
+          <w:rFonts w:ascii="Roboto" w:hAnsi="Roboto"/>
+          <w:sz w:val="24"/>
+          <w:szCs w:val="24"/>
+          <w:lang w:bidi="fa-IR"/>
+        </w:rPr>
+        <w:t>:</w:t>
+      </w:r>
+      <w:r>
+        <w:rPr>
+          <w:rFonts w:ascii="Roboto" w:hAnsi="Roboto"/>
+          <w:lang w:bidi="fa-IR"/>
+        </w:rPr>
+        <w:t xml:space="preserve"> </w:t>
+      </w:r>
+      <w:hyperlink r:id="rId22" w:history="1">
+        <w:r>
+          <w:rPr>
+            <w:rStyle w:val="Hyperlink"/>
+            <w:rFonts w:ascii="Roboto" w:hAnsi="Roboto"/>
+            <w:b/>
+            <w:bCs/>
+            <w:sz w:val="24"/>
+            <w:szCs w:val="24"/>
+            <w:u w:val="none"/>
+            <w:lang w:bidi="fa-IR"/>
+          </w:rPr>
+          <w:t>Redis Admin</w:t>
+        </w:r>
+      </w:hyperlink>
+      <w:r>
+        <w:rPr>
+          <w:rFonts w:ascii="Roboto" w:hAnsi="Roboto"/>
+          <w:sz w:val="24"/>
+          <w:szCs w:val="24"/>
+          <w:lang w:bidi="fa-IR"/>
+        </w:rPr>
+        <w:t>,</w:t>
+      </w:r>
+      <w:r>
+        <w:rPr>
+          <w:rFonts w:ascii="Roboto" w:hAnsi="Roboto"/>
+          <w:sz w:val="24"/>
+          <w:szCs w:val="24"/>
+          <w:lang w:bidi="fa-IR"/>
+        </w:rPr>
+        <w:t xml:space="preserve"> Redis </w:t>
+      </w:r>
+      <w:r>
+        <w:rPr>
+          <w:rFonts w:ascii="Roboto" w:hAnsi="Roboto"/>
+          <w:sz w:val="24"/>
+          <w:szCs w:val="24"/>
+          <w:lang w:bidi="fa-IR"/>
+        </w:rPr>
+        <w:t>S</w:t>
+      </w:r>
+      <w:r>
+        <w:rPr>
+          <w:rFonts w:ascii="Roboto" w:hAnsi="Roboto"/>
+          <w:sz w:val="24"/>
+          <w:szCs w:val="24"/>
+          <w:lang w:bidi="fa-IR"/>
+        </w:rPr>
+        <w:t>erver</w:t>
+      </w:r>
+      <w:r>
+        <w:rPr>
+          <w:rFonts w:ascii="Roboto" w:hAnsi="Roboto"/>
+          <w:sz w:val="24"/>
+          <w:szCs w:val="24"/>
+          <w:lang w:bidi="fa-IR"/>
+        </w:rPr>
+        <w:t>s</w:t>
+      </w:r>
+      <w:r>
+        <w:rPr>
+          <w:rFonts w:ascii="Roboto" w:hAnsi="Roboto"/>
+          <w:sz w:val="24"/>
+          <w:szCs w:val="24"/>
+          <w:lang w:bidi="fa-IR"/>
+        </w:rPr>
+        <w:t xml:space="preserve"> GUI </w:t>
+      </w:r>
+      <w:r>
+        <w:rPr>
+          <w:rFonts w:ascii="Roboto" w:hAnsi="Roboto"/>
+          <w:sz w:val="24"/>
+          <w:szCs w:val="24"/>
+          <w:lang w:bidi="fa-IR"/>
+        </w:rPr>
+        <w:t>M</w:t>
+      </w:r>
+      <w:r>
+        <w:rPr>
+          <w:rFonts w:ascii="Roboto" w:hAnsi="Roboto"/>
+          <w:sz w:val="24"/>
+          <w:szCs w:val="24"/>
+          <w:lang w:bidi="fa-IR"/>
+        </w:rPr>
+        <w:t>anager</w:t>
+      </w:r>
+    </w:p>
+    <w:p>
+      <w:pPr>
+        <w:tabs>
+          <w:tab w:val="left" w:pos="1996"/>
+        </w:tabs>
+        <w:spacing w:line="240" w:lineRule="auto"/>
+        <w:ind w:left="1996"/>
+        <w:rPr>
+          <w:rFonts w:ascii="Roboto" w:hAnsi="Roboto"/>
+          <w:sz w:val="24"/>
+          <w:szCs w:val="24"/>
           <w:rtl/>
           <w:lang w:bidi="fa-IR"/>
         </w:rPr>
@@ -2964,87 +3591,19 @@
       <w:r>
         <w:rPr>
           <w:rFonts w:ascii="Roboto" w:hAnsi="Roboto"/>
-          <w:lang w:bidi="fa-IR"/>
-        </w:rPr>
-        <w:tab/>
-      </w:r>
-      <w:r>
-        <w:rPr>
-          <w:rFonts w:ascii="Roboto" w:hAnsi="Roboto"/>
-          <w:b/>
-          <w:bCs/>
-          <w:sz w:val="24"/>
-          <w:szCs w:val="24"/>
-          <w:lang w:bidi="fa-IR"/>
-        </w:rPr>
-        <w:t>Description</w:t>
-      </w:r>
-      <w:r>
-        <w:rPr>
-          <w:rFonts w:ascii="Roboto" w:hAnsi="Roboto"/>
-          <w:sz w:val="24"/>
-          <w:szCs w:val="24"/>
-          <w:lang w:bidi="fa-IR"/>
-        </w:rPr>
-        <w:t xml:space="preserve">: </w:t>
-      </w:r>
-      <w:r>
-        <w:rPr>
-          <w:rFonts w:ascii="Roboto" w:hAnsi="Roboto"/>
-          <w:sz w:val="24"/>
-          <w:szCs w:val="24"/>
-          <w:lang w:bidi="fa-IR"/>
-        </w:rPr>
-        <w:t>P</w:t>
-      </w:r>
-      <w:r>
-        <w:rPr>
-          <w:rFonts w:ascii="Roboto" w:hAnsi="Roboto"/>
-          <w:sz w:val="24"/>
-          <w:szCs w:val="24"/>
-          <w:lang w:bidi="fa-IR"/>
-        </w:rPr>
-        <w:t>articipate</w:t>
-      </w:r>
-      <w:r>
-        <w:rPr>
-          <w:rFonts w:ascii="Roboto" w:hAnsi="Roboto"/>
-          <w:sz w:val="24"/>
-          <w:szCs w:val="24"/>
-          <w:lang w:bidi="fa-IR"/>
-        </w:rPr>
-        <w:t>d</w:t>
-      </w:r>
-      <w:r>
-        <w:rPr>
-          <w:rFonts w:ascii="Roboto" w:hAnsi="Roboto"/>
-          <w:sz w:val="24"/>
-          <w:szCs w:val="24"/>
-          <w:lang w:bidi="fa-IR"/>
-        </w:rPr>
-        <w:t xml:space="preserve"> in </w:t>
-      </w:r>
-      <w:r>
-        <w:rPr>
-          <w:rFonts w:ascii="Roboto" w:hAnsi="Roboto"/>
-          <w:sz w:val="24"/>
-          <w:szCs w:val="24"/>
-          <w:lang w:bidi="fa-IR"/>
-        </w:rPr>
-        <w:t>develop</w:t>
-      </w:r>
-      <w:r>
-        <w:rPr>
-          <w:rFonts w:ascii="Roboto" w:hAnsi="Roboto"/>
-          <w:sz w:val="24"/>
-          <w:szCs w:val="24"/>
-          <w:lang w:bidi="fa-IR"/>
-        </w:rPr>
-        <w:t>ing</w:t>
-      </w:r>
-      <w:r>
-        <w:rPr>
-          <w:rFonts w:ascii="Roboto" w:hAnsi="Roboto"/>
+          <w:b/>
+          <w:bCs/>
+          <w:sz w:val="24"/>
+          <w:szCs w:val="24"/>
+          <w:lang w:bidi="fa-IR"/>
+        </w:rPr>
+        <w:t>Description:</w:t>
+      </w:r>
+      <w:r>
+        <w:rPr>
+          <w:rFonts w:ascii="Roboto" w:hAnsi="Roboto"/>
+          <w:b/>
+          <w:bCs/>
           <w:sz w:val="24"/>
           <w:szCs w:val="24"/>
           <w:lang w:bidi="fa-IR"/>
@@ -3058,7 +3617,79 @@
           <w:szCs w:val="24"/>
           <w:lang w:bidi="fa-IR"/>
         </w:rPr>
-        <w:t>API</w:t>
+        <w:t>The</w:t>
+      </w:r>
+      <w:r>
+        <w:rPr>
+          <w:rFonts w:ascii="Roboto" w:hAnsi="Roboto"/>
+          <w:sz w:val="24"/>
+          <w:szCs w:val="24"/>
+          <w:lang w:bidi="fa-IR"/>
+        </w:rPr>
+        <w:t xml:space="preserve"> </w:t>
+      </w:r>
+      <w:r>
+        <w:rPr>
+          <w:rFonts w:ascii="Roboto" w:hAnsi="Roboto"/>
+          <w:sz w:val="24"/>
+          <w:szCs w:val="24"/>
+          <w:lang w:bidi="fa-IR"/>
+        </w:rPr>
+        <w:t>open-source</w:t>
+      </w:r>
+      <w:r>
+        <w:rPr>
+          <w:rFonts w:ascii="Roboto" w:hAnsi="Roboto"/>
+          <w:sz w:val="24"/>
+          <w:szCs w:val="24"/>
+          <w:lang w:bidi="fa-IR"/>
+        </w:rPr>
+        <w:t xml:space="preserve"> project that can helps developers or server </w:t>
+      </w:r>
+      <w:r>
+        <w:rPr>
+          <w:rFonts w:ascii="Roboto" w:hAnsi="Roboto"/>
+          <w:sz w:val="24"/>
+          <w:szCs w:val="24"/>
+          <w:lang w:bidi="fa-IR"/>
+        </w:rPr>
+        <w:t>administrator</w:t>
+      </w:r>
+      <w:r>
+        <w:rPr>
+          <w:rFonts w:ascii="Roboto" w:hAnsi="Roboto"/>
+          <w:sz w:val="24"/>
+          <w:szCs w:val="24"/>
+          <w:lang w:bidi="fa-IR"/>
+        </w:rPr>
+        <w:t xml:space="preserve">s to manage </w:t>
+      </w:r>
+      <w:r>
+        <w:rPr>
+          <w:rFonts w:ascii="Roboto" w:hAnsi="Roboto"/>
+          <w:sz w:val="24"/>
+          <w:szCs w:val="24"/>
+          <w:lang w:bidi="fa-IR"/>
+        </w:rPr>
+        <w:t>r</w:t>
+      </w:r>
+      <w:r>
+        <w:rPr>
+          <w:rFonts w:ascii="Roboto" w:hAnsi="Roboto"/>
+          <w:sz w:val="24"/>
+          <w:szCs w:val="24"/>
+          <w:lang w:bidi="fa-IR"/>
+        </w:rPr>
+        <w:t>edis server</w:t>
+      </w:r>
+      <w:r>
+        <w:rPr>
+          <w:rFonts w:ascii="Roboto" w:hAnsi="Roboto"/>
+          <w:sz w:val="24"/>
+          <w:szCs w:val="24"/>
+          <w:lang w:bidi="fa-IR"/>
+        </w:rPr>
+        <w:t>s</w:t>
       </w:r>
     </w:p>
     <w:p>
@@ -3203,6 +3834,7 @@
           <w:szCs w:val="24"/>
           <w:lang w:bidi="fa-IR"/>
         </w:rPr>
+        <w:lastRenderedPageBreak/>
         <w:t>Programming Languages: P</w:t>
       </w:r>
       <w:r>
@@ -3621,7 +4253,6 @@
           <w:szCs w:val="24"/>
           <w:lang w:bidi="fa-IR"/>
         </w:rPr>
-        <w:lastRenderedPageBreak/>
         <w:t>Persian</w:t>
       </w:r>
       <w:r>
@@ -4170,7 +4801,56 @@
           <w:rFonts w:ascii="Roboto" w:hAnsi="Roboto"/>
           <w:lang w:bidi="fa-IR"/>
         </w:rPr>
-        <w:t>How to Setting Up Data Center in Banks</w:t>
+        <w:t xml:space="preserve">How </w:t>
+      </w:r>
+      <w:r>
+        <w:rPr>
+          <w:rFonts w:ascii="Roboto" w:hAnsi="Roboto"/>
+          <w:lang w:bidi="fa-IR"/>
+        </w:rPr>
+        <w:t>to</w:t>
+      </w:r>
+      <w:r>
+        <w:rPr>
+          <w:rFonts w:ascii="Roboto" w:hAnsi="Roboto"/>
+          <w:lang w:bidi="fa-IR"/>
+        </w:rPr>
+        <w:t xml:space="preserve"> Setting Up Data</w:t>
+      </w:r>
+      <w:r>
+        <w:rPr>
+          <w:rFonts w:ascii="Roboto" w:hAnsi="Roboto"/>
+          <w:lang w:bidi="fa-IR"/>
+        </w:rPr>
+        <w:t xml:space="preserve"> </w:t>
+      </w:r>
+      <w:r>
+        <w:rPr>
+          <w:rFonts w:ascii="Roboto" w:hAnsi="Roboto"/>
+          <w:lang w:bidi="fa-IR"/>
+        </w:rPr>
+        <w:t xml:space="preserve">Center </w:t>
+      </w:r>
+      <w:r>
+        <w:rPr>
+          <w:rFonts w:ascii="Roboto" w:hAnsi="Roboto"/>
+          <w:lang w:bidi="fa-IR"/>
+        </w:rPr>
+        <w:t>in</w:t>
+      </w:r>
+      <w:r>
+        <w:rPr>
+          <w:rFonts w:ascii="Roboto" w:hAnsi="Roboto"/>
+          <w:lang w:bidi="fa-IR"/>
+        </w:rPr>
+        <w:t xml:space="preserve"> Bank</w:t>
+      </w:r>
+      <w:r>
+        <w:rPr>
+          <w:rFonts w:ascii="Roboto" w:hAnsi="Roboto"/>
+          <w:lang w:bidi="fa-IR"/>
+        </w:rPr>
+        <w:t>s</w:t>
       </w:r>
     </w:p>
     <w:p>
@@ -4258,7 +4938,7 @@
           <w:lang w:bidi="fa-IR"/>
         </w:rPr>
       </w:pPr>
-      <w:hyperlink r:id="rId18" w:history="1">
+      <w:hyperlink r:id="rId23" w:history="1">
         <w:r>
           <w:rPr>
             <w:rStyle w:val="Hyperlink"/>
@@ -4380,7 +5060,7 @@
         </w:rPr>
         <w:t xml:space="preserve">Email: </w:t>
       </w:r>
-      <w:hyperlink r:id="rId19" w:history="1">
+      <w:hyperlink r:id="rId24" w:history="1">
         <w:r>
           <w:rPr>
             <w:rStyle w:val="Hyperlink"/>
@@ -4408,7 +5088,7 @@
           <w:lang w:bidi="fa-IR"/>
         </w:rPr>
       </w:pPr>
-      <w:hyperlink r:id="rId20" w:history="1">
+      <w:hyperlink r:id="rId25" w:history="1">
         <w:r>
           <w:rPr>
             <w:rStyle w:val="Hyperlink"/>
@@ -4519,7 +5199,7 @@
         </w:rPr>
         <w:t xml:space="preserve">Email: </w:t>
       </w:r>
-      <w:hyperlink r:id="rId21" w:history="1">
+      <w:hyperlink r:id="rId26" w:history="1">
         <w:r>
           <w:rPr>
             <w:rStyle w:val="Hyperlink"/>
@@ -4549,7 +5229,7 @@
           <w:lang w:bidi="fa-IR"/>
         </w:rPr>
       </w:pPr>
-      <w:hyperlink r:id="rId22" w:history="1">
+      <w:hyperlink r:id="rId27" w:history="1">
         <w:r>
           <w:rPr>
             <w:rStyle w:val="Hyperlink"/>
@@ -4642,7 +5322,7 @@
         </w:rPr>
         <w:t xml:space="preserve"> </w:t>
       </w:r>
-      <w:hyperlink r:id="rId23" w:history="1">
+      <w:hyperlink r:id="rId28" w:history="1">
         <w:r>
           <w:rPr>
             <w:rStyle w:val="Hyperlink"/>
@@ -5177,6 +5857,232 @@
     </w:lvl>
   </w:abstractNum>
   <w:abstractNum w:abstractNumId="4" w15:restartNumberingAfterBreak="0">
+    <w:nsid w:val="299B612C"/>
+    <w:multiLevelType w:val="hybridMultilevel"/>
+    <w:tmpl w:val="4B602B2C"/>
+    <w:lvl w:ilvl="0" w:tplc="04090001">
+      <w:start w:val="1"/>
+      <w:numFmt w:val="bullet"/>
+      <w:lvlText w:val=""/>
+      <w:lvlJc w:val="left"/>
+      <w:pPr>
+        <w:ind w:left="720" w:hanging="360"/>
+      </w:pPr>
+      <w:rPr>
+        <w:rFonts w:ascii="Symbol" w:hAnsi="Symbol" w:hint="default"/>
+      </w:rPr>
+    </w:lvl>
+    <w:lvl w:ilvl="1" w:tplc="04090003" w:tentative="1">
+      <w:start w:val="1"/>
+      <w:numFmt w:val="bullet"/>
+      <w:lvlText w:val="o"/>
+      <w:lvlJc w:val="left"/>
+      <w:pPr>
+        <w:ind w:left="1440" w:hanging="360"/>
+      </w:pPr>
+      <w:rPr>
+        <w:rFonts w:ascii="Courier New" w:hAnsi="Courier New" w:cs="Courier New" w:hint="default"/>
+      </w:rPr>
+    </w:lvl>
+    <w:lvl w:ilvl="2" w:tplc="04090005" w:tentative="1">
+      <w:start w:val="1"/>
+      <w:numFmt w:val="bullet"/>
+      <w:lvlText w:val=""/>
+      <w:lvlJc w:val="left"/>
+      <w:pPr>
+        <w:ind w:left="2160" w:hanging="360"/>
+      </w:pPr>
+      <w:rPr>
+        <w:rFonts w:ascii="Wingdings" w:hAnsi="Wingdings" w:hint="default"/>
+      </w:rPr>
+    </w:lvl>
+    <w:lvl w:ilvl="3" w:tplc="04090001" w:tentative="1">
+      <w:start w:val="1"/>
+      <w:numFmt w:val="bullet"/>
+      <w:lvlText w:val=""/>
+      <w:lvlJc w:val="left"/>
+      <w:pPr>
+        <w:ind w:left="2880" w:hanging="360"/>
+      </w:pPr>
+      <w:rPr>
+        <w:rFonts w:ascii="Symbol" w:hAnsi="Symbol" w:hint="default"/>
+      </w:rPr>
+    </w:lvl>
+    <w:lvl w:ilvl="4" w:tplc="04090003" w:tentative="1">
+      <w:start w:val="1"/>
+      <w:numFmt w:val="bullet"/>
+      <w:lvlText w:val="o"/>
+      <w:lvlJc w:val="left"/>
+      <w:pPr>
+        <w:ind w:left="3600" w:hanging="360"/>
+      </w:pPr>
+      <w:rPr>
+        <w:rFonts w:ascii="Courier New" w:hAnsi="Courier New" w:cs="Courier New" w:hint="default"/>
+      </w:rPr>
+    </w:lvl>
+    <w:lvl w:ilvl="5" w:tplc="04090005" w:tentative="1">
+      <w:start w:val="1"/>
+      <w:numFmt w:val="bullet"/>
+      <w:lvlText w:val=""/>
+      <w:lvlJc w:val="left"/>
+      <w:pPr>
+        <w:ind w:left="4320" w:hanging="360"/>
+      </w:pPr>
+      <w:rPr>
+        <w:rFonts w:ascii="Wingdings" w:hAnsi="Wingdings" w:hint="default"/>
+      </w:rPr>
+    </w:lvl>
+    <w:lvl w:ilvl="6" w:tplc="04090001" w:tentative="1">
+      <w:start w:val="1"/>
+      <w:numFmt w:val="bullet"/>
+      <w:lvlText w:val=""/>
+      <w:lvlJc w:val="left"/>
+      <w:pPr>
+        <w:ind w:left="5040" w:hanging="360"/>
+      </w:pPr>
+      <w:rPr>
+        <w:rFonts w:ascii="Symbol" w:hAnsi="Symbol" w:hint="default"/>
+      </w:rPr>
+    </w:lvl>
+    <w:lvl w:ilvl="7" w:tplc="04090003" w:tentative="1">
+      <w:start w:val="1"/>
+      <w:numFmt w:val="bullet"/>
+      <w:lvlText w:val="o"/>
+      <w:lvlJc w:val="left"/>
+      <w:pPr>
+        <w:ind w:left="5760" w:hanging="360"/>
+      </w:pPr>
+      <w:rPr>
+        <w:rFonts w:ascii="Courier New" w:hAnsi="Courier New" w:cs="Courier New" w:hint="default"/>
+      </w:rPr>
+    </w:lvl>
+    <w:lvl w:ilvl="8" w:tplc="04090005" w:tentative="1">
+      <w:start w:val="1"/>
+      <w:numFmt w:val="bullet"/>
+      <w:lvlText w:val=""/>
+      <w:lvlJc w:val="left"/>
+      <w:pPr>
+        <w:ind w:left="6480" w:hanging="360"/>
+      </w:pPr>
+      <w:rPr>
+        <w:rFonts w:ascii="Wingdings" w:hAnsi="Wingdings" w:hint="default"/>
+      </w:rPr>
+    </w:lvl>
+  </w:abstractNum>
+  <w:abstractNum w:abstractNumId="5" w15:restartNumberingAfterBreak="0">
+    <w:nsid w:val="34090B0B"/>
+    <w:multiLevelType w:val="hybridMultilevel"/>
+    <w:tmpl w:val="AFD02D72"/>
+    <w:lvl w:ilvl="0" w:tplc="04090001">
+      <w:start w:val="1"/>
+      <w:numFmt w:val="bullet"/>
+      <w:lvlText w:val=""/>
+      <w:lvlJc w:val="left"/>
+      <w:pPr>
+        <w:ind w:left="720" w:hanging="360"/>
+      </w:pPr>
+      <w:rPr>
+        <w:rFonts w:ascii="Symbol" w:hAnsi="Symbol" w:hint="default"/>
+      </w:rPr>
+    </w:lvl>
+    <w:lvl w:ilvl="1" w:tplc="04090003" w:tentative="1">
+      <w:start w:val="1"/>
+      <w:numFmt w:val="bullet"/>
+      <w:lvlText w:val="o"/>
+      <w:lvlJc w:val="left"/>
+      <w:pPr>
+        <w:ind w:left="1440" w:hanging="360"/>
+      </w:pPr>
+      <w:rPr>
+        <w:rFonts w:ascii="Courier New" w:hAnsi="Courier New" w:cs="Courier New" w:hint="default"/>
+      </w:rPr>
+    </w:lvl>
+    <w:lvl w:ilvl="2" w:tplc="04090005" w:tentative="1">
+      <w:start w:val="1"/>
+      <w:numFmt w:val="bullet"/>
+      <w:lvlText w:val=""/>
+      <w:lvlJc w:val="left"/>
+      <w:pPr>
+        <w:ind w:left="2160" w:hanging="360"/>
+      </w:pPr>
+      <w:rPr>
+        <w:rFonts w:ascii="Wingdings" w:hAnsi="Wingdings" w:hint="default"/>
+      </w:rPr>
+    </w:lvl>
+    <w:lvl w:ilvl="3" w:tplc="04090001" w:tentative="1">
+      <w:start w:val="1"/>
+      <w:numFmt w:val="bullet"/>
+      <w:lvlText w:val=""/>
+      <w:lvlJc w:val="left"/>
+      <w:pPr>
+        <w:ind w:left="2880" w:hanging="360"/>
+      </w:pPr>
+      <w:rPr>
+        <w:rFonts w:ascii="Symbol" w:hAnsi="Symbol" w:hint="default"/>
+      </w:rPr>
+    </w:lvl>
+    <w:lvl w:ilvl="4" w:tplc="04090003" w:tentative="1">
+      <w:start w:val="1"/>
+      <w:numFmt w:val="bullet"/>
+      <w:lvlText w:val="o"/>
+      <w:lvlJc w:val="left"/>
+      <w:pPr>
+        <w:ind w:left="3600" w:hanging="360"/>
+      </w:pPr>
+      <w:rPr>
+        <w:rFonts w:ascii="Courier New" w:hAnsi="Courier New" w:cs="Courier New" w:hint="default"/>
+      </w:rPr>
+    </w:lvl>
+    <w:lvl w:ilvl="5" w:tplc="04090005" w:tentative="1">
+      <w:start w:val="1"/>
+      <w:numFmt w:val="bullet"/>
+      <w:lvlText w:val=""/>
+      <w:lvlJc w:val="left"/>
+      <w:pPr>
+        <w:ind w:left="4320" w:hanging="360"/>
+      </w:pPr>
+      <w:rPr>
+        <w:rFonts w:ascii="Wingdings" w:hAnsi="Wingdings" w:hint="default"/>
+      </w:rPr>
+    </w:lvl>
+    <w:lvl w:ilvl="6" w:tplc="04090001" w:tentative="1">
+      <w:start w:val="1"/>
+      <w:numFmt w:val="bullet"/>
+      <w:lvlText w:val=""/>
+      <w:lvlJc w:val="left"/>
+      <w:pPr>
+        <w:ind w:left="5040" w:hanging="360"/>
+      </w:pPr>
+      <w:rPr>
+        <w:rFonts w:ascii="Symbol" w:hAnsi="Symbol" w:hint="default"/>
+      </w:rPr>
+    </w:lvl>
+    <w:lvl w:ilvl="7" w:tplc="04090003" w:tentative="1">
+      <w:start w:val="1"/>
+      <w:numFmt w:val="bullet"/>
+      <w:lvlText w:val="o"/>
+      <w:lvlJc w:val="left"/>
+      <w:pPr>
+        <w:ind w:left="5760" w:hanging="360"/>
+      </w:pPr>
+      <w:rPr>
+        <w:rFonts w:ascii="Courier New" w:hAnsi="Courier New" w:cs="Courier New" w:hint="default"/>
+      </w:rPr>
+    </w:lvl>
+    <w:lvl w:ilvl="8" w:tplc="04090005" w:tentative="1">
+      <w:start w:val="1"/>
+      <w:numFmt w:val="bullet"/>
+      <w:lvlText w:val=""/>
+      <w:lvlJc w:val="left"/>
+      <w:pPr>
+        <w:ind w:left="6480" w:hanging="360"/>
+      </w:pPr>
+      <w:rPr>
+        <w:rFonts w:ascii="Wingdings" w:hAnsi="Wingdings" w:hint="default"/>
+      </w:rPr>
+    </w:lvl>
+  </w:abstractNum>
+  <w:abstractNum w:abstractNumId="6" w15:restartNumberingAfterBreak="0">
     <w:nsid w:val="63E4684D"/>
     <w:multiLevelType w:val="hybridMultilevel"/>
     <w:tmpl w:val="DA266A96"/>
@@ -5262,7 +6168,7 @@
       </w:pPr>
     </w:lvl>
   </w:abstractNum>
-  <w:abstractNum w:abstractNumId="5" w15:restartNumberingAfterBreak="0">
+  <w:abstractNum w:abstractNumId="7" w15:restartNumberingAfterBreak="0">
     <w:nsid w:val="6A98188D"/>
     <w:multiLevelType w:val="hybridMultilevel"/>
     <w:tmpl w:val="FD7AF12C"/>
@@ -5375,7 +6281,7 @@
       </w:rPr>
     </w:lvl>
   </w:abstractNum>
-  <w:abstractNum w:abstractNumId="6" w15:restartNumberingAfterBreak="0">
+  <w:abstractNum w:abstractNumId="8" w15:restartNumberingAfterBreak="0">
     <w:nsid w:val="6DC55C6F"/>
     <w:multiLevelType w:val="hybridMultilevel"/>
     <w:tmpl w:val="9114288A"/>
@@ -5488,7 +6394,120 @@
       </w:rPr>
     </w:lvl>
   </w:abstractNum>
-  <w:abstractNum w:abstractNumId="7" w15:restartNumberingAfterBreak="0">
+  <w:abstractNum w:abstractNumId="9" w15:restartNumberingAfterBreak="0">
+    <w:nsid w:val="6F2B0389"/>
+    <w:multiLevelType w:val="hybridMultilevel"/>
+    <w:tmpl w:val="502E43C2"/>
+    <w:lvl w:ilvl="0" w:tplc="04090001">
+      <w:start w:val="1"/>
+      <w:numFmt w:val="bullet"/>
+      <w:lvlText w:val=""/>
+      <w:lvlJc w:val="left"/>
+      <w:pPr>
+        <w:ind w:left="720" w:hanging="360"/>
+      </w:pPr>
+      <w:rPr>
+        <w:rFonts w:ascii="Symbol" w:hAnsi="Symbol" w:hint="default"/>
+      </w:rPr>
+    </w:lvl>
+    <w:lvl w:ilvl="1" w:tplc="04090003" w:tentative="1">
+      <w:start w:val="1"/>
+      <w:numFmt w:val="bullet"/>
+      <w:lvlText w:val="o"/>
+      <w:lvlJc w:val="left"/>
+      <w:pPr>
+        <w:ind w:left="1440" w:hanging="360"/>
+      </w:pPr>
+      <w:rPr>
+        <w:rFonts w:ascii="Courier New" w:hAnsi="Courier New" w:cs="Courier New" w:hint="default"/>
+      </w:rPr>
+    </w:lvl>
+    <w:lvl w:ilvl="2" w:tplc="04090005" w:tentative="1">
+      <w:start w:val="1"/>
+      <w:numFmt w:val="bullet"/>
+      <w:lvlText w:val=""/>
+      <w:lvlJc w:val="left"/>
+      <w:pPr>
+        <w:ind w:left="2160" w:hanging="360"/>
+      </w:pPr>
+      <w:rPr>
+        <w:rFonts w:ascii="Wingdings" w:hAnsi="Wingdings" w:hint="default"/>
+      </w:rPr>
+    </w:lvl>
+    <w:lvl w:ilvl="3" w:tplc="04090001" w:tentative="1">
+      <w:start w:val="1"/>
+      <w:numFmt w:val="bullet"/>
+      <w:lvlText w:val=""/>
+      <w:lvlJc w:val="left"/>
+      <w:pPr>
+        <w:ind w:left="2880" w:hanging="360"/>
+      </w:pPr>
+      <w:rPr>
+        <w:rFonts w:ascii="Symbol" w:hAnsi="Symbol" w:hint="default"/>
+      </w:rPr>
+    </w:lvl>
+    <w:lvl w:ilvl="4" w:tplc="04090003" w:tentative="1">
+      <w:start w:val="1"/>
+      <w:numFmt w:val="bullet"/>
+      <w:lvlText w:val="o"/>
+      <w:lvlJc w:val="left"/>
+      <w:pPr>
+        <w:ind w:left="3600" w:hanging="360"/>
+      </w:pPr>
+      <w:rPr>
+        <w:rFonts w:ascii="Courier New" w:hAnsi="Courier New" w:cs="Courier New" w:hint="default"/>
+      </w:rPr>
+    </w:lvl>
+    <w:lvl w:ilvl="5" w:tplc="04090005" w:tentative="1">
+      <w:start w:val="1"/>
+      <w:numFmt w:val="bullet"/>
+      <w:lvlText w:val=""/>
+      <w:lvlJc w:val="left"/>
+      <w:pPr>
+        <w:ind w:left="4320" w:hanging="360"/>
+      </w:pPr>
+      <w:rPr>
+        <w:rFonts w:ascii="Wingdings" w:hAnsi="Wingdings" w:hint="default"/>
+      </w:rPr>
+    </w:lvl>
+    <w:lvl w:ilvl="6" w:tplc="04090001" w:tentative="1">
+      <w:start w:val="1"/>
+      <w:numFmt w:val="bullet"/>
+      <w:lvlText w:val=""/>
+      <w:lvlJc w:val="left"/>
+      <w:pPr>
+        <w:ind w:left="5040" w:hanging="360"/>
+      </w:pPr>
+      <w:rPr>
+        <w:rFonts w:ascii="Symbol" w:hAnsi="Symbol" w:hint="default"/>
+      </w:rPr>
+    </w:lvl>
+    <w:lvl w:ilvl="7" w:tplc="04090003" w:tentative="1">
+      <w:start w:val="1"/>
+      <w:numFmt w:val="bullet"/>
+      <w:lvlText w:val="o"/>
+      <w:lvlJc w:val="left"/>
+      <w:pPr>
+        <w:ind w:left="5760" w:hanging="360"/>
+      </w:pPr>
+      <w:rPr>
+        <w:rFonts w:ascii="Courier New" w:hAnsi="Courier New" w:cs="Courier New" w:hint="default"/>
+      </w:rPr>
+    </w:lvl>
+    <w:lvl w:ilvl="8" w:tplc="04090005" w:tentative="1">
+      <w:start w:val="1"/>
+      <w:numFmt w:val="bullet"/>
+      <w:lvlText w:val=""/>
+      <w:lvlJc w:val="left"/>
+      <w:pPr>
+        <w:ind w:left="6480" w:hanging="360"/>
+      </w:pPr>
+      <w:rPr>
+        <w:rFonts w:ascii="Wingdings" w:hAnsi="Wingdings" w:hint="default"/>
+      </w:rPr>
+    </w:lvl>
+  </w:abstractNum>
+  <w:abstractNum w:abstractNumId="10" w15:restartNumberingAfterBreak="0">
     <w:nsid w:val="76EC1729"/>
     <w:multiLevelType w:val="hybridMultilevel"/>
     <w:tmpl w:val="486A5722"/>
@@ -5608,10 +6627,10 @@
     <w:abstractNumId w:val="2"/>
   </w:num>
   <w:num w:numId="3">
-    <w:abstractNumId w:val="5"/>
+    <w:abstractNumId w:val="7"/>
   </w:num>
   <w:num w:numId="4">
-    <w:abstractNumId w:val="7"/>
+    <w:abstractNumId w:val="10"/>
   </w:num>
   <w:num w:numId="5">
     <w:abstractNumId w:val="0"/>
@@ -5620,10 +6639,19 @@
     <w:abstractNumId w:val="3"/>
   </w:num>
   <w:num w:numId="7">
+    <w:abstractNumId w:val="6"/>
+  </w:num>
+  <w:num w:numId="8">
+    <w:abstractNumId w:val="8"/>
+  </w:num>
+  <w:num w:numId="9">
     <w:abstractNumId w:val="4"/>
   </w:num>
-  <w:num w:numId="8">
-    <w:abstractNumId w:val="6"/>
+  <w:num w:numId="10">
+    <w:abstractNumId w:val="9"/>
+  </w:num>
+  <w:num w:numId="11">
+    <w:abstractNumId w:val="5"/>
   </w:num>
 </w:numbering>
 </file>

--- a/AcademicCV.docx
+++ b/AcademicCV.docx
@@ -2329,99 +2329,6 @@
     </w:p>
     <w:p>
       <w:pPr>
-        <w:spacing w:line="240" w:lineRule="auto"/>
-        <w:rPr>
-          <w:rFonts w:ascii="Roboto" w:hAnsi="Roboto"/>
-          <w:b/>
-          <w:bCs/>
-          <w:sz w:val="24"/>
-          <w:szCs w:val="24"/>
-        </w:rPr>
-      </w:pPr>
-      <w:r>
-        <w:rPr>
-          <w:rFonts w:ascii="Roboto" w:hAnsi="Roboto"/>
-          <w:sz w:val="24"/>
-          <w:szCs w:val="24"/>
-        </w:rPr>
-        <w:t>Mar 2022</w:t>
-      </w:r>
-      <w:r>
-        <w:rPr>
-          <w:rFonts w:ascii="Roboto" w:hAnsi="Roboto"/>
-          <w:b/>
-          <w:bCs/>
-        </w:rPr>
-        <w:t xml:space="preserve"> </w:t>
-      </w:r>
-      <w:r>
-        <w:rPr>
-          <w:rFonts w:ascii="Roboto" w:hAnsi="Roboto"/>
-          <w:b/>
-          <w:bCs/>
-          <w:sz w:val="24"/>
-          <w:szCs w:val="24"/>
-        </w:rPr>
-        <w:tab/>
-      </w:r>
-      <w:r>
-        <w:rPr>
-          <w:rFonts w:ascii="Roboto" w:hAnsi="Roboto"/>
-          <w:b/>
-          <w:bCs/>
-          <w:color w:val="000000" w:themeColor="text1"/>
-          <w:sz w:val="26"/>
-          <w:szCs w:val="26"/>
-        </w:rPr>
-        <w:t>How to Manage a Remote Team</w:t>
-      </w:r>
-      <w:r>
-        <w:rPr>
-          <w:rFonts w:ascii="Roboto" w:hAnsi="Roboto"/>
-          <w:b/>
-          <w:bCs/>
-          <w:sz w:val="24"/>
-          <w:szCs w:val="24"/>
-        </w:rPr>
-        <w:t xml:space="preserve"> </w:t>
-      </w:r>
-    </w:p>
-    <w:p>
-      <w:pPr>
-        <w:spacing w:line="240" w:lineRule="auto"/>
-        <w:ind w:left="1440"/>
-        <w:rPr>
-          <w:rFonts w:ascii="Roboto" w:hAnsi="Roboto"/>
-          <w:b/>
-          <w:bCs/>
-          <w:sz w:val="24"/>
-          <w:szCs w:val="24"/>
-        </w:rPr>
-      </w:pPr>
-      <w:r>
-        <w:rPr>
-          <w:rFonts w:ascii="Roboto" w:hAnsi="Roboto"/>
-          <w:lang w:bidi="fa-IR"/>
-        </w:rPr>
-        <w:t xml:space="preserve">Coursera, Grade: </w:t>
-      </w:r>
-      <w:r>
-        <w:rPr>
-          <w:rFonts w:ascii="Roboto" w:hAnsi="Roboto"/>
-          <w:lang w:bidi="fa-IR"/>
-        </w:rPr>
-        <w:t>100</w:t>
-      </w:r>
-      <w:r>
-        <w:rPr>
-          <w:rFonts w:ascii="Roboto" w:hAnsi="Roboto"/>
-          <w:lang w:bidi="fa-IR"/>
-        </w:rPr>
-        <w:t>/100</w:t>
-      </w:r>
-    </w:p>
-    <w:p>
-      <w:pPr>
         <w:tabs>
           <w:tab w:val="left" w:pos="5280"/>
         </w:tabs>
@@ -2440,6 +2347,683 @@
           <w:szCs w:val="24"/>
           <w:lang w:bidi="fa-IR"/>
         </w:rPr>
+        <w:t>Apr</w:t>
+      </w:r>
+      <w:r>
+        <w:rPr>
+          <w:rFonts w:ascii="Roboto" w:hAnsi="Roboto"/>
+          <w:sz w:val="24"/>
+          <w:szCs w:val="24"/>
+          <w:lang w:bidi="fa-IR"/>
+        </w:rPr>
+        <w:t xml:space="preserve"> 2022      </w:t>
+      </w:r>
+      <w:r>
+        <w:rPr>
+          <w:rFonts w:ascii="Roboto" w:hAnsi="Roboto"/>
+          <w:b/>
+          <w:bCs/>
+          <w:sz w:val="26"/>
+          <w:szCs w:val="26"/>
+        </w:rPr>
+        <w:t xml:space="preserve">Software Design and Architecture </w:t>
+      </w:r>
+      <w:r>
+        <w:rPr>
+          <w:rFonts w:ascii="Roboto" w:hAnsi="Roboto"/>
+          <w:b/>
+          <w:bCs/>
+          <w:sz w:val="26"/>
+          <w:szCs w:val="26"/>
+        </w:rPr>
+        <w:t>Specialization</w:t>
+      </w:r>
+    </w:p>
+    <w:p>
+      <w:pPr>
+        <w:pStyle w:val="ListParagraph"/>
+        <w:numPr>
+          <w:ilvl w:val="0"/>
+          <w:numId w:val="9"/>
+        </w:numPr>
+        <w:spacing w:line="276" w:lineRule="auto"/>
+        <w:rPr>
+          <w:rFonts w:ascii="Roboto" w:hAnsi="Roboto"/>
+          <w:b/>
+          <w:bCs/>
+          <w:sz w:val="24"/>
+          <w:szCs w:val="24"/>
+        </w:rPr>
+      </w:pPr>
+      <w:r>
+        <w:rPr>
+          <w:rFonts w:ascii="Roboto" w:hAnsi="Roboto"/>
+        </w:rPr>
+        <w:t>Apr</w:t>
+      </w:r>
+      <w:r>
+        <w:rPr>
+          <w:rFonts w:ascii="Roboto" w:hAnsi="Roboto"/>
+        </w:rPr>
+        <w:t xml:space="preserve"> 2022</w:t>
+      </w:r>
+      <w:r>
+        <w:rPr>
+          <w:rFonts w:ascii="Roboto" w:hAnsi="Roboto"/>
+          <w:b/>
+          <w:bCs/>
+        </w:rPr>
+        <w:t xml:space="preserve"> </w:t>
+      </w:r>
+      <w:r>
+        <w:rPr>
+          <w:rFonts w:ascii="Roboto" w:hAnsi="Roboto"/>
+          <w:b/>
+          <w:bCs/>
+          <w:sz w:val="24"/>
+          <w:szCs w:val="24"/>
+        </w:rPr>
+        <w:tab/>
+      </w:r>
+      <w:r>
+        <w:rPr>
+          <w:rFonts w:ascii="Roboto" w:hAnsi="Roboto"/>
+          <w:b/>
+          <w:bCs/>
+          <w:sz w:val="24"/>
+          <w:szCs w:val="24"/>
+        </w:rPr>
+        <w:t>Service-</w:t>
+      </w:r>
+      <w:r>
+        <w:rPr>
+          <w:rFonts w:ascii="Roboto" w:hAnsi="Roboto"/>
+          <w:b/>
+          <w:bCs/>
+          <w:sz w:val="24"/>
+          <w:szCs w:val="24"/>
+        </w:rPr>
+        <w:t xml:space="preserve">Oriented </w:t>
+      </w:r>
+      <w:r>
+        <w:rPr>
+          <w:rFonts w:ascii="Roboto" w:hAnsi="Roboto"/>
+          <w:b/>
+          <w:bCs/>
+          <w:sz w:val="24"/>
+          <w:szCs w:val="24"/>
+        </w:rPr>
+        <w:t>Architecture</w:t>
+      </w:r>
+    </w:p>
+    <w:p>
+      <w:pPr>
+        <w:pStyle w:val="ListParagraph"/>
+        <w:tabs>
+          <w:tab w:val="left" w:pos="5280"/>
+        </w:tabs>
+        <w:spacing w:line="276" w:lineRule="auto"/>
+        <w:rPr>
+          <w:rFonts w:ascii="Roboto" w:hAnsi="Roboto"/>
+          <w:lang w:bidi="fa-IR"/>
+        </w:rPr>
+      </w:pPr>
+      <w:r>
+        <w:rPr>
+          <w:rFonts w:ascii="Roboto" w:hAnsi="Roboto"/>
+          <w:lang w:bidi="fa-IR"/>
+        </w:rPr>
+        <w:t>Coursera,</w:t>
+      </w:r>
+      <w:r>
+        <w:rPr>
+          <w:rFonts w:ascii="Roboto" w:hAnsi="Roboto"/>
+          <w:lang w:bidi="fa-IR"/>
+        </w:rPr>
+        <w:t xml:space="preserve"> University of </w:t>
+      </w:r>
+      <w:r>
+        <w:rPr>
+          <w:rFonts w:ascii="Roboto" w:hAnsi="Roboto"/>
+          <w:lang w:bidi="fa-IR"/>
+        </w:rPr>
+        <w:t>Alberta</w:t>
+      </w:r>
+      <w:r>
+        <w:rPr>
+          <w:rFonts w:ascii="Roboto" w:hAnsi="Roboto"/>
+          <w:lang w:bidi="fa-IR"/>
+        </w:rPr>
+        <w:t>,</w:t>
+      </w:r>
+      <w:r>
+        <w:rPr>
+          <w:rFonts w:ascii="Roboto" w:hAnsi="Roboto"/>
+          <w:lang w:bidi="fa-IR"/>
+        </w:rPr>
+        <w:t xml:space="preserve"> Grade: </w:t>
+      </w:r>
+      <w:r>
+        <w:rPr>
+          <w:rFonts w:ascii="Roboto" w:hAnsi="Roboto"/>
+          <w:lang w:bidi="fa-IR"/>
+        </w:rPr>
+        <w:t>0</w:t>
+      </w:r>
+      <w:r>
+        <w:rPr>
+          <w:rFonts w:ascii="Roboto" w:hAnsi="Roboto"/>
+          <w:lang w:bidi="fa-IR"/>
+        </w:rPr>
+        <w:t xml:space="preserve"> /100</w:t>
+      </w:r>
+    </w:p>
+    <w:p>
+      <w:pPr>
+        <w:pStyle w:val="ListParagraph"/>
+        <w:numPr>
+          <w:ilvl w:val="0"/>
+          <w:numId w:val="10"/>
+        </w:numPr>
+        <w:spacing w:line="276" w:lineRule="auto"/>
+        <w:rPr>
+          <w:rFonts w:ascii="Roboto" w:hAnsi="Roboto"/>
+          <w:b/>
+          <w:bCs/>
+          <w:sz w:val="24"/>
+          <w:szCs w:val="24"/>
+        </w:rPr>
+      </w:pPr>
+      <w:r>
+        <w:rPr>
+          <w:rFonts w:ascii="Roboto" w:hAnsi="Roboto"/>
+        </w:rPr>
+        <w:t>Apr</w:t>
+      </w:r>
+      <w:r>
+        <w:rPr>
+          <w:rFonts w:ascii="Roboto" w:hAnsi="Roboto"/>
+        </w:rPr>
+        <w:t xml:space="preserve"> 2022</w:t>
+      </w:r>
+      <w:r>
+        <w:rPr>
+          <w:rFonts w:ascii="Roboto" w:hAnsi="Roboto"/>
+          <w:b/>
+          <w:bCs/>
+        </w:rPr>
+        <w:t xml:space="preserve"> </w:t>
+      </w:r>
+      <w:r>
+        <w:rPr>
+          <w:rFonts w:ascii="Roboto" w:hAnsi="Roboto"/>
+          <w:b/>
+          <w:bCs/>
+          <w:sz w:val="24"/>
+          <w:szCs w:val="24"/>
+        </w:rPr>
+        <w:tab/>
+      </w:r>
+      <w:r>
+        <w:rPr>
+          <w:rFonts w:ascii="Roboto" w:hAnsi="Roboto"/>
+          <w:b/>
+          <w:bCs/>
+          <w:sz w:val="24"/>
+          <w:szCs w:val="24"/>
+        </w:rPr>
+        <w:t>Software Architecture</w:t>
+      </w:r>
+    </w:p>
+    <w:p>
+      <w:pPr>
+        <w:pStyle w:val="ListParagraph"/>
+        <w:tabs>
+          <w:tab w:val="left" w:pos="5280"/>
+        </w:tabs>
+        <w:spacing w:line="276" w:lineRule="auto"/>
+        <w:rPr>
+          <w:rFonts w:ascii="Roboto" w:hAnsi="Roboto"/>
+          <w:lang w:bidi="fa-IR"/>
+        </w:rPr>
+      </w:pPr>
+      <w:r>
+        <w:rPr>
+          <w:rFonts w:ascii="Roboto" w:hAnsi="Roboto"/>
+          <w:lang w:bidi="fa-IR"/>
+        </w:rPr>
+        <w:t>Coursera,</w:t>
+      </w:r>
+      <w:r>
+        <w:rPr>
+          <w:rFonts w:ascii="Roboto" w:hAnsi="Roboto"/>
+          <w:lang w:bidi="fa-IR"/>
+        </w:rPr>
+        <w:t xml:space="preserve"> University of </w:t>
+      </w:r>
+      <w:r>
+        <w:rPr>
+          <w:rFonts w:ascii="Roboto" w:hAnsi="Roboto"/>
+          <w:lang w:bidi="fa-IR"/>
+        </w:rPr>
+        <w:t>Alberta</w:t>
+      </w:r>
+      <w:r>
+        <w:rPr>
+          <w:rFonts w:ascii="Roboto" w:hAnsi="Roboto"/>
+          <w:lang w:bidi="fa-IR"/>
+        </w:rPr>
+        <w:t xml:space="preserve">, </w:t>
+      </w:r>
+      <w:r>
+        <w:rPr>
+          <w:rFonts w:ascii="Roboto" w:hAnsi="Roboto"/>
+          <w:lang w:bidi="fa-IR"/>
+        </w:rPr>
+        <w:t xml:space="preserve">Grade: </w:t>
+      </w:r>
+      <w:r>
+        <w:rPr>
+          <w:rFonts w:ascii="Roboto" w:hAnsi="Roboto"/>
+          <w:lang w:bidi="fa-IR"/>
+        </w:rPr>
+        <w:t>0</w:t>
+      </w:r>
+      <w:r>
+        <w:rPr>
+          <w:rFonts w:ascii="Roboto" w:hAnsi="Roboto"/>
+          <w:lang w:bidi="fa-IR"/>
+        </w:rPr>
+        <w:t xml:space="preserve"> /100</w:t>
+      </w:r>
+    </w:p>
+    <w:p>
+      <w:pPr>
+        <w:pStyle w:val="ListParagraph"/>
+        <w:numPr>
+          <w:ilvl w:val="0"/>
+          <w:numId w:val="10"/>
+        </w:numPr>
+        <w:spacing w:line="276" w:lineRule="auto"/>
+        <w:rPr>
+          <w:rFonts w:ascii="Roboto" w:hAnsi="Roboto"/>
+          <w:b/>
+          <w:bCs/>
+          <w:sz w:val="24"/>
+          <w:szCs w:val="24"/>
+        </w:rPr>
+      </w:pPr>
+      <w:r>
+        <w:rPr>
+          <w:rFonts w:ascii="Roboto" w:hAnsi="Roboto"/>
+        </w:rPr>
+        <w:t>Mar</w:t>
+      </w:r>
+      <w:r>
+        <w:rPr>
+          <w:rFonts w:ascii="Roboto" w:hAnsi="Roboto"/>
+        </w:rPr>
+        <w:t xml:space="preserve"> 202</w:t>
+      </w:r>
+      <w:r>
+        <w:rPr>
+          <w:rFonts w:ascii="Roboto" w:hAnsi="Roboto"/>
+        </w:rPr>
+        <w:t>2</w:t>
+      </w:r>
+      <w:r>
+        <w:rPr>
+          <w:rFonts w:ascii="Roboto" w:hAnsi="Roboto"/>
+          <w:b/>
+          <w:bCs/>
+        </w:rPr>
+        <w:t xml:space="preserve"> </w:t>
+      </w:r>
+      <w:r>
+        <w:rPr>
+          <w:rFonts w:ascii="Roboto" w:hAnsi="Roboto"/>
+          <w:b/>
+          <w:bCs/>
+          <w:sz w:val="24"/>
+          <w:szCs w:val="24"/>
+        </w:rPr>
+        <w:tab/>
+      </w:r>
+      <w:r>
+        <w:rPr>
+          <w:rFonts w:ascii="Roboto" w:hAnsi="Roboto"/>
+          <w:b/>
+          <w:bCs/>
+          <w:sz w:val="24"/>
+          <w:szCs w:val="24"/>
+        </w:rPr>
+        <w:t>Design Patterns</w:t>
+      </w:r>
+    </w:p>
+    <w:p>
+      <w:pPr>
+        <w:pStyle w:val="ListParagraph"/>
+        <w:tabs>
+          <w:tab w:val="left" w:pos="5280"/>
+        </w:tabs>
+        <w:spacing w:line="276" w:lineRule="auto"/>
+        <w:rPr>
+          <w:rFonts w:ascii="Roboto" w:hAnsi="Roboto"/>
+          <w:lang w:bidi="fa-IR"/>
+        </w:rPr>
+      </w:pPr>
+      <w:r>
+        <w:rPr>
+          <w:rFonts w:ascii="Roboto" w:hAnsi="Roboto"/>
+          <w:lang w:bidi="fa-IR"/>
+        </w:rPr>
+        <w:t>Coursera,</w:t>
+      </w:r>
+      <w:r>
+        <w:rPr>
+          <w:rFonts w:ascii="Roboto" w:hAnsi="Roboto"/>
+          <w:lang w:bidi="fa-IR"/>
+        </w:rPr>
+        <w:t xml:space="preserve"> University of </w:t>
+      </w:r>
+      <w:r>
+        <w:rPr>
+          <w:rFonts w:ascii="Roboto" w:hAnsi="Roboto"/>
+          <w:lang w:bidi="fa-IR"/>
+        </w:rPr>
+        <w:t>Alberta</w:t>
+      </w:r>
+      <w:r>
+        <w:rPr>
+          <w:rFonts w:ascii="Roboto" w:hAnsi="Roboto"/>
+          <w:lang w:bidi="fa-IR"/>
+        </w:rPr>
+        <w:t xml:space="preserve">, </w:t>
+      </w:r>
+      <w:r>
+        <w:rPr>
+          <w:rFonts w:ascii="Roboto" w:hAnsi="Roboto"/>
+          <w:lang w:bidi="fa-IR"/>
+        </w:rPr>
+        <w:t xml:space="preserve">Grade: </w:t>
+      </w:r>
+      <w:r>
+        <w:rPr>
+          <w:rFonts w:ascii="Roboto" w:hAnsi="Roboto"/>
+          <w:lang w:bidi="fa-IR"/>
+        </w:rPr>
+        <w:t>0</w:t>
+      </w:r>
+      <w:r>
+        <w:rPr>
+          <w:rFonts w:ascii="Roboto" w:hAnsi="Roboto"/>
+          <w:lang w:bidi="fa-IR"/>
+        </w:rPr>
+        <w:t>/100</w:t>
+      </w:r>
+    </w:p>
+    <w:p>
+      <w:pPr>
+        <w:pStyle w:val="ListParagraph"/>
+        <w:numPr>
+          <w:ilvl w:val="0"/>
+          <w:numId w:val="10"/>
+        </w:numPr>
+        <w:spacing w:line="276" w:lineRule="auto"/>
+        <w:rPr>
+          <w:rFonts w:ascii="Roboto" w:hAnsi="Roboto"/>
+          <w:b/>
+          <w:bCs/>
+          <w:sz w:val="24"/>
+          <w:szCs w:val="24"/>
+        </w:rPr>
+      </w:pPr>
+      <w:r>
+        <w:rPr>
+          <w:rFonts w:ascii="Roboto" w:hAnsi="Roboto"/>
+        </w:rPr>
+        <w:t>Mar</w:t>
+      </w:r>
+      <w:r>
+        <w:rPr>
+          <w:rFonts w:ascii="Roboto" w:hAnsi="Roboto"/>
+        </w:rPr>
+        <w:t xml:space="preserve"> 202</w:t>
+      </w:r>
+      <w:r>
+        <w:rPr>
+          <w:rFonts w:ascii="Roboto" w:hAnsi="Roboto"/>
+        </w:rPr>
+        <w:t>2</w:t>
+      </w:r>
+      <w:r>
+        <w:rPr>
+          <w:rFonts w:ascii="Roboto" w:hAnsi="Roboto"/>
+          <w:b/>
+          <w:bCs/>
+        </w:rPr>
+        <w:t xml:space="preserve"> </w:t>
+      </w:r>
+      <w:r>
+        <w:rPr>
+          <w:rFonts w:ascii="Roboto" w:hAnsi="Roboto"/>
+          <w:b/>
+          <w:bCs/>
+          <w:sz w:val="24"/>
+          <w:szCs w:val="24"/>
+        </w:rPr>
+        <w:tab/>
+      </w:r>
+      <w:r>
+        <w:rPr>
+          <w:rFonts w:ascii="Roboto" w:hAnsi="Roboto"/>
+          <w:b/>
+          <w:bCs/>
+          <w:sz w:val="24"/>
+          <w:szCs w:val="24"/>
+        </w:rPr>
+        <w:t xml:space="preserve">Object-Oriented </w:t>
+      </w:r>
+      <w:r>
+        <w:rPr>
+          <w:rFonts w:ascii="Roboto" w:hAnsi="Roboto"/>
+          <w:b/>
+          <w:bCs/>
+          <w:sz w:val="24"/>
+          <w:szCs w:val="24"/>
+        </w:rPr>
+        <w:t>Design</w:t>
+      </w:r>
+    </w:p>
+    <w:p>
+      <w:pPr>
+        <w:pStyle w:val="ListParagraph"/>
+        <w:tabs>
+          <w:tab w:val="left" w:pos="5280"/>
+        </w:tabs>
+        <w:spacing w:line="276" w:lineRule="auto"/>
+        <w:rPr>
+          <w:rFonts w:ascii="Roboto" w:hAnsi="Roboto"/>
+          <w:lang w:bidi="fa-IR"/>
+        </w:rPr>
+      </w:pPr>
+      <w:r>
+        <w:rPr>
+          <w:rFonts w:ascii="Roboto" w:hAnsi="Roboto"/>
+          <w:lang w:bidi="fa-IR"/>
+        </w:rPr>
+        <w:t>Coursera,</w:t>
+      </w:r>
+      <w:r>
+        <w:rPr>
+          <w:rFonts w:ascii="Roboto" w:hAnsi="Roboto"/>
+          <w:lang w:bidi="fa-IR"/>
+        </w:rPr>
+        <w:t xml:space="preserve"> University of </w:t>
+      </w:r>
+      <w:r>
+        <w:rPr>
+          <w:rFonts w:ascii="Roboto" w:hAnsi="Roboto"/>
+          <w:lang w:bidi="fa-IR"/>
+        </w:rPr>
+        <w:t>Alberta</w:t>
+      </w:r>
+      <w:r>
+        <w:rPr>
+          <w:rFonts w:ascii="Roboto" w:hAnsi="Roboto"/>
+          <w:lang w:bidi="fa-IR"/>
+        </w:rPr>
+        <w:t xml:space="preserve">, </w:t>
+      </w:r>
+      <w:r>
+        <w:rPr>
+          <w:rFonts w:ascii="Roboto" w:hAnsi="Roboto"/>
+          <w:lang w:bidi="fa-IR"/>
+        </w:rPr>
+        <w:t xml:space="preserve">Grade: </w:t>
+      </w:r>
+      <w:r>
+        <w:rPr>
+          <w:rFonts w:ascii="Roboto" w:hAnsi="Roboto"/>
+          <w:lang w:bidi="fa-IR"/>
+        </w:rPr>
+        <w:t>0</w:t>
+      </w:r>
+      <w:r>
+        <w:rPr>
+          <w:rFonts w:ascii="Roboto" w:hAnsi="Roboto"/>
+          <w:lang w:bidi="fa-IR"/>
+        </w:rPr>
+        <w:t>/100</w:t>
+      </w:r>
+    </w:p>
+    <w:p>
+      <w:pPr>
+        <w:spacing w:line="240" w:lineRule="auto"/>
+        <w:rPr>
+          <w:rFonts w:ascii="Roboto" w:hAnsi="Roboto"/>
+          <w:b/>
+          <w:bCs/>
+          <w:sz w:val="24"/>
+          <w:szCs w:val="24"/>
+        </w:rPr>
+      </w:pPr>
+      <w:r>
+        <w:rPr>
+          <w:rFonts w:ascii="Roboto" w:hAnsi="Roboto"/>
+          <w:sz w:val="24"/>
+          <w:szCs w:val="24"/>
+        </w:rPr>
+        <w:t>Mar 2022</w:t>
+      </w:r>
+      <w:r>
+        <w:rPr>
+          <w:rFonts w:ascii="Roboto" w:hAnsi="Roboto"/>
+          <w:b/>
+          <w:bCs/>
+        </w:rPr>
+        <w:t xml:space="preserve"> </w:t>
+      </w:r>
+      <w:r>
+        <w:rPr>
+          <w:rFonts w:ascii="Roboto" w:hAnsi="Roboto"/>
+          <w:b/>
+          <w:bCs/>
+          <w:sz w:val="24"/>
+          <w:szCs w:val="24"/>
+        </w:rPr>
+        <w:tab/>
+      </w:r>
+      <w:hyperlink r:id="rId14" w:history="1">
+        <w:r>
+          <w:rPr>
+            <w:rStyle w:val="Hyperlink"/>
+            <w:rFonts w:ascii="Roboto" w:hAnsi="Roboto"/>
+            <w:b/>
+            <w:bCs/>
+            <w:sz w:val="26"/>
+            <w:szCs w:val="26"/>
+            <w:u w:val="none"/>
+          </w:rPr>
+          <w:t>How to Manage a Remote Team</w:t>
+        </w:r>
+      </w:hyperlink>
+    </w:p>
+    <w:p>
+      <w:pPr>
+        <w:spacing w:line="240" w:lineRule="auto"/>
+        <w:ind w:left="1440"/>
+        <w:rPr>
+          <w:rFonts w:ascii="Roboto" w:hAnsi="Roboto"/>
+          <w:b/>
+          <w:bCs/>
+          <w:sz w:val="24"/>
+          <w:szCs w:val="24"/>
+        </w:rPr>
+      </w:pPr>
+      <w:r>
+        <w:rPr>
+          <w:rFonts w:ascii="Roboto" w:hAnsi="Roboto"/>
+          <w:lang w:bidi="fa-IR"/>
+        </w:rPr>
+        <w:t xml:space="preserve">Coursera, </w:t>
+      </w:r>
+      <w:r>
+        <w:rPr>
+          <w:rFonts w:ascii="Roboto" w:hAnsi="Roboto"/>
+          <w:lang w:bidi="fa-IR"/>
+        </w:rPr>
+        <w:t xml:space="preserve">GitLab, </w:t>
+      </w:r>
+      <w:r>
+        <w:rPr>
+          <w:rFonts w:ascii="Roboto" w:hAnsi="Roboto"/>
+          <w:lang w:bidi="fa-IR"/>
+        </w:rPr>
+        <w:t>Grade:</w:t>
+      </w:r>
+      <w:r>
+        <w:rPr>
+          <w:rFonts w:ascii="Roboto" w:hAnsi="Roboto"/>
+          <w:lang w:bidi="fa-IR"/>
+        </w:rPr>
+        <w:t xml:space="preserve"> </w:t>
+      </w:r>
+      <w:r>
+        <w:rPr>
+          <w:rFonts w:ascii="Roboto" w:hAnsi="Roboto"/>
+          <w:lang w:bidi="fa-IR"/>
+        </w:rPr>
+        <w:t>96.57</w:t>
+      </w:r>
+      <w:r>
+        <w:rPr>
+          <w:rFonts w:ascii="Roboto" w:hAnsi="Roboto"/>
+          <w:lang w:bidi="fa-IR"/>
+        </w:rPr>
+        <w:t>/100</w:t>
+      </w:r>
+    </w:p>
+    <w:p>
+      <w:pPr>
+        <w:tabs>
+          <w:tab w:val="left" w:pos="5280"/>
+        </w:tabs>
+        <w:spacing w:line="276" w:lineRule="auto"/>
+        <w:rPr>
+          <w:rFonts w:ascii="Roboto" w:hAnsi="Roboto"/>
+          <w:sz w:val="32"/>
+          <w:szCs w:val="32"/>
+          <w:lang w:bidi="fa-IR"/>
+        </w:rPr>
+      </w:pPr>
+      <w:r>
+        <w:rPr>
+          <w:rFonts w:ascii="Roboto" w:hAnsi="Roboto"/>
+          <w:sz w:val="24"/>
+          <w:szCs w:val="24"/>
+          <w:lang w:bidi="fa-IR"/>
+        </w:rPr>
         <w:t>Feb 2022</w:t>
       </w:r>
       <w:r>
@@ -2451,7 +3035,7 @@
         </w:rPr>
         <w:t xml:space="preserve">      </w:t>
       </w:r>
-      <w:hyperlink r:id="rId14" w:history="1">
+      <w:hyperlink r:id="rId15" w:history="1">
         <w:r>
           <w:rPr>
             <w:rStyle w:val="Hyperlink"/>
@@ -2506,7 +3090,7 @@
         </w:rPr>
         <w:tab/>
       </w:r>
-      <w:hyperlink r:id="rId15" w:history="1">
+      <w:hyperlink r:id="rId16" w:history="1">
         <w:r>
           <w:rPr>
             <w:rStyle w:val="Hyperlink"/>
@@ -2517,19 +3101,21 @@
             <w:szCs w:val="24"/>
             <w:u w:val="none"/>
           </w:rPr>
-          <w:t>JavaScript, JQuery, and Json</w:t>
+          <w:t>JavaScript, JQuery, and J</w:t>
+        </w:r>
+        <w:r>
+          <w:rPr>
+            <w:rStyle w:val="Hyperlink"/>
+            <w:rFonts w:ascii="Roboto" w:hAnsi="Roboto"/>
+            <w:b/>
+            <w:bCs/>
+            <w:sz w:val="24"/>
+            <w:szCs w:val="24"/>
+            <w:u w:val="none"/>
+          </w:rPr>
+          <w:t>SON</w:t>
         </w:r>
       </w:hyperlink>
-      <w:r>
-        <w:rPr>
-          <w:rFonts w:ascii="Roboto" w:hAnsi="Roboto"/>
-          <w:b/>
-          <w:bCs/>
-          <w:sz w:val="24"/>
-          <w:szCs w:val="24"/>
-        </w:rPr>
-        <w:t xml:space="preserve"> </w:t>
-      </w:r>
     </w:p>
     <w:p>
       <w:pPr>
@@ -2548,7 +3134,21 @@
           <w:rFonts w:ascii="Roboto" w:hAnsi="Roboto"/>
           <w:lang w:bidi="fa-IR"/>
         </w:rPr>
-        <w:t xml:space="preserve">Coursera, Grade: </w:t>
+        <w:t>Coursera,</w:t>
+      </w:r>
+      <w:r>
+        <w:rPr>
+          <w:rFonts w:ascii="Roboto" w:hAnsi="Roboto"/>
+          <w:lang w:bidi="fa-IR"/>
+        </w:rPr>
+        <w:t xml:space="preserve"> University of Michigan,</w:t>
+      </w:r>
+      <w:r>
+        <w:rPr>
+          <w:rFonts w:ascii="Roboto" w:hAnsi="Roboto"/>
+          <w:lang w:bidi="fa-IR"/>
+        </w:rPr>
+        <w:t xml:space="preserve"> Grade: </w:t>
       </w:r>
       <w:r>
         <w:rPr>
@@ -2605,7 +3205,7 @@
         </w:rPr>
         <w:tab/>
       </w:r>
-      <w:hyperlink r:id="rId16" w:history="1">
+      <w:hyperlink r:id="rId17" w:history="1">
         <w:r>
           <w:rPr>
             <w:rStyle w:val="Hyperlink"/>
@@ -2619,16 +3219,6 @@
           <w:t>Building Database Applications in PHP</w:t>
         </w:r>
       </w:hyperlink>
-      <w:r>
-        <w:rPr>
-          <w:rFonts w:ascii="Roboto" w:hAnsi="Roboto"/>
-          <w:b/>
-          <w:bCs/>
-          <w:sz w:val="24"/>
-          <w:szCs w:val="24"/>
-        </w:rPr>
-        <w:t xml:space="preserve"> </w:t>
-      </w:r>
     </w:p>
     <w:p>
       <w:pPr>
@@ -2647,7 +3237,28 @@
           <w:rFonts w:ascii="Roboto" w:hAnsi="Roboto"/>
           <w:lang w:bidi="fa-IR"/>
         </w:rPr>
-        <w:t>Coursera, Grade: 100 /100</w:t>
+        <w:t>Coursera,</w:t>
+      </w:r>
+      <w:r>
+        <w:rPr>
+          <w:rFonts w:ascii="Roboto" w:hAnsi="Roboto"/>
+          <w:lang w:bidi="fa-IR"/>
+        </w:rPr>
+        <w:t xml:space="preserve"> University of Michigan</w:t>
+      </w:r>
+      <w:r>
+        <w:rPr>
+          <w:rFonts w:ascii="Roboto" w:hAnsi="Roboto"/>
+          <w:lang w:bidi="fa-IR"/>
+        </w:rPr>
+        <w:t xml:space="preserve">, </w:t>
+      </w:r>
+      <w:r>
+        <w:rPr>
+          <w:rFonts w:ascii="Roboto" w:hAnsi="Roboto"/>
+          <w:lang w:bidi="fa-IR"/>
+        </w:rPr>
+        <w:t>Grade: 100 /100</w:t>
       </w:r>
     </w:p>
     <w:p>
@@ -2690,7 +3301,7 @@
         </w:rPr>
         <w:tab/>
       </w:r>
-      <w:hyperlink r:id="rId17" w:history="1">
+      <w:hyperlink r:id="rId18" w:history="1">
         <w:r>
           <w:rPr>
             <w:rStyle w:val="Hyperlink"/>
@@ -2728,16 +3339,6 @@
           <w:t>SQL)</w:t>
         </w:r>
       </w:hyperlink>
-      <w:r>
-        <w:rPr>
-          <w:rFonts w:ascii="Roboto" w:hAnsi="Roboto"/>
-          <w:b/>
-          <w:bCs/>
-          <w:sz w:val="24"/>
-          <w:szCs w:val="24"/>
-        </w:rPr>
-        <w:t xml:space="preserve"> </w:t>
-      </w:r>
     </w:p>
     <w:p>
       <w:pPr>
@@ -2756,7 +3357,28 @@
           <w:rFonts w:ascii="Roboto" w:hAnsi="Roboto"/>
           <w:lang w:bidi="fa-IR"/>
         </w:rPr>
-        <w:t>Coursera, Grade: 100/100</w:t>
+        <w:t>Coursera,</w:t>
+      </w:r>
+      <w:r>
+        <w:rPr>
+          <w:rFonts w:ascii="Roboto" w:hAnsi="Roboto"/>
+          <w:lang w:bidi="fa-IR"/>
+        </w:rPr>
+        <w:t xml:space="preserve"> University of Michigan</w:t>
+      </w:r>
+      <w:r>
+        <w:rPr>
+          <w:rFonts w:ascii="Roboto" w:hAnsi="Roboto"/>
+          <w:lang w:bidi="fa-IR"/>
+        </w:rPr>
+        <w:t xml:space="preserve">, </w:t>
+      </w:r>
+      <w:r>
+        <w:rPr>
+          <w:rFonts w:ascii="Roboto" w:hAnsi="Roboto"/>
+          <w:lang w:bidi="fa-IR"/>
+        </w:rPr>
+        <w:t>Grade: 100/100</w:t>
       </w:r>
     </w:p>
     <w:p>
@@ -2799,7 +3421,7 @@
         </w:rPr>
         <w:tab/>
       </w:r>
-      <w:hyperlink r:id="rId18" w:history="1">
+      <w:hyperlink r:id="rId19" w:history="1">
         <w:r>
           <w:rPr>
             <w:rStyle w:val="Hyperlink"/>
@@ -2813,16 +3435,6 @@
           <w:t>Building Web Applications in PHP</w:t>
         </w:r>
       </w:hyperlink>
-      <w:r>
-        <w:rPr>
-          <w:rFonts w:ascii="Roboto" w:hAnsi="Roboto"/>
-          <w:b/>
-          <w:bCs/>
-          <w:sz w:val="24"/>
-          <w:szCs w:val="24"/>
-        </w:rPr>
-        <w:t xml:space="preserve"> </w:t>
-      </w:r>
     </w:p>
     <w:p>
       <w:pPr>
@@ -2841,7 +3453,42 @@
           <w:rFonts w:ascii="Roboto" w:hAnsi="Roboto"/>
           <w:lang w:bidi="fa-IR"/>
         </w:rPr>
-        <w:t>Coursera, Grade: 91.10/100</w:t>
+        <w:t>Coursera,</w:t>
+      </w:r>
+      <w:r>
+        <w:rPr>
+          <w:rFonts w:ascii="Roboto" w:hAnsi="Roboto"/>
+          <w:lang w:bidi="fa-IR"/>
+        </w:rPr>
+        <w:t xml:space="preserve"> University of Michigan</w:t>
+      </w:r>
+      <w:r>
+        <w:rPr>
+          <w:rFonts w:ascii="Roboto" w:hAnsi="Roboto"/>
+          <w:lang w:bidi="fa-IR"/>
+        </w:rPr>
+        <w:t xml:space="preserve">, </w:t>
+      </w:r>
+      <w:r>
+        <w:rPr>
+          <w:rFonts w:ascii="Roboto" w:hAnsi="Roboto"/>
+          <w:lang w:bidi="fa-IR"/>
+        </w:rPr>
+        <w:t xml:space="preserve">Grade: </w:t>
+      </w:r>
+      <w:r>
+        <w:rPr>
+          <w:rFonts w:ascii="Roboto" w:hAnsi="Roboto"/>
+          <w:lang w:bidi="fa-IR"/>
+        </w:rPr>
+        <w:t>100</w:t>
+      </w:r>
+      <w:r>
+        <w:rPr>
+          <w:rFonts w:ascii="Roboto" w:hAnsi="Roboto"/>
+          <w:lang w:bidi="fa-IR"/>
+        </w:rPr>
+        <w:t>/100</w:t>
       </w:r>
     </w:p>
     <w:p>
@@ -2851,6 +3498,7 @@
           <w:rFonts w:ascii="Roboto" w:hAnsi="Roboto"/>
           <w:b/>
           <w:bCs/>
+          <w:color w:val="0563C1" w:themeColor="hyperlink"/>
           <w:sz w:val="26"/>
           <w:szCs w:val="26"/>
         </w:rPr>
@@ -2881,7 +3529,7 @@
         </w:rPr>
         <w:tab/>
       </w:r>
-      <w:hyperlink r:id="rId19" w:history="1">
+      <w:hyperlink r:id="rId20" w:history="1">
         <w:r>
           <w:rPr>
             <w:rStyle w:val="Hyperlink"/>
@@ -2913,7 +3561,49 @@
           <w:rFonts w:ascii="Roboto" w:hAnsi="Roboto"/>
           <w:lang w:bidi="fa-IR"/>
         </w:rPr>
-        <w:t>Coursera, Grade: 91.1/100</w:t>
+        <w:t>Coursera,</w:t>
+      </w:r>
+      <w:r>
+        <w:rPr>
+          <w:rFonts w:ascii="Roboto" w:hAnsi="Roboto"/>
+          <w:lang w:bidi="fa-IR"/>
+        </w:rPr>
+        <w:t xml:space="preserve"> University of </w:t>
+      </w:r>
+      <w:r>
+        <w:rPr>
+          <w:rFonts w:ascii="Roboto" w:hAnsi="Roboto"/>
+          <w:lang w:bidi="fa-IR"/>
+        </w:rPr>
+        <w:t>California, Davis</w:t>
+      </w:r>
+      <w:r>
+        <w:rPr>
+          <w:rFonts w:ascii="Roboto" w:hAnsi="Roboto"/>
+          <w:lang w:bidi="fa-IR"/>
+        </w:rPr>
+        <w:t>,</w:t>
+      </w:r>
+      <w:r>
+        <w:rPr>
+          <w:rFonts w:ascii="Roboto" w:hAnsi="Roboto"/>
+          <w:lang w:bidi="fa-IR"/>
+        </w:rPr>
+        <w:t xml:space="preserve"> Grade: 91.1</w:t>
+      </w:r>
+      <w:r>
+        <w:rPr>
+          <w:rFonts w:ascii="Roboto" w:hAnsi="Roboto"/>
+          <w:lang w:bidi="fa-IR"/>
+        </w:rPr>
+        <w:t>0</w:t>
+      </w:r>
+      <w:r>
+        <w:rPr>
+          <w:rFonts w:ascii="Roboto" w:hAnsi="Roboto"/>
+          <w:lang w:bidi="fa-IR"/>
+        </w:rPr>
+        <w:t>/100</w:t>
       </w:r>
     </w:p>
     <w:p>
@@ -3074,7 +3764,7 @@
         </w:rPr>
         <w:t xml:space="preserve">Title: </w:t>
       </w:r>
-      <w:hyperlink r:id="rId20" w:history="1">
+      <w:hyperlink r:id="rId21" w:history="1">
         <w:r>
           <w:rPr>
             <w:rStyle w:val="Hyperlink"/>
@@ -3130,6 +3820,7 @@
           <w:szCs w:val="28"/>
           <w:lang w:bidi="fa-IR"/>
         </w:rPr>
+        <w:lastRenderedPageBreak/>
         <w:tab/>
       </w:r>
       <w:r>
@@ -3233,7 +3924,7 @@
         </w:rPr>
         <w:t xml:space="preserve">: </w:t>
       </w:r>
-      <w:hyperlink r:id="rId21" w:history="1">
+      <w:hyperlink r:id="rId22" w:history="1">
         <w:r>
           <w:rPr>
             <w:rStyle w:val="Hyperlink"/>
@@ -3485,7 +4176,7 @@
         </w:rPr>
         <w:t xml:space="preserve"> </w:t>
       </w:r>
-      <w:hyperlink r:id="rId22" w:history="1">
+      <w:hyperlink r:id="rId23" w:history="1">
         <w:r>
           <w:rPr>
             <w:rStyle w:val="Hyperlink"/>
@@ -3834,7 +4525,6 @@
           <w:szCs w:val="24"/>
           <w:lang w:bidi="fa-IR"/>
         </w:rPr>
-        <w:lastRenderedPageBreak/>
         <w:t>Programming Languages: P</w:t>
       </w:r>
       <w:r>
@@ -4938,7 +5628,7 @@
           <w:lang w:bidi="fa-IR"/>
         </w:rPr>
       </w:pPr>
-      <w:hyperlink r:id="rId23" w:history="1">
+      <w:hyperlink r:id="rId24" w:history="1">
         <w:r>
           <w:rPr>
             <w:rStyle w:val="Hyperlink"/>
@@ -5060,7 +5750,7 @@
         </w:rPr>
         <w:t xml:space="preserve">Email: </w:t>
       </w:r>
-      <w:hyperlink r:id="rId24" w:history="1">
+      <w:hyperlink r:id="rId25" w:history="1">
         <w:r>
           <w:rPr>
             <w:rStyle w:val="Hyperlink"/>
@@ -5088,7 +5778,7 @@
           <w:lang w:bidi="fa-IR"/>
         </w:rPr>
       </w:pPr>
-      <w:hyperlink r:id="rId25" w:history="1">
+      <w:hyperlink r:id="rId26" w:history="1">
         <w:r>
           <w:rPr>
             <w:rStyle w:val="Hyperlink"/>
@@ -5168,6 +5858,7 @@
           <w:szCs w:val="24"/>
           <w:lang w:bidi="fa-IR"/>
         </w:rPr>
+        <w:lastRenderedPageBreak/>
         <w:t>Phone: (+98) 912</w:t>
       </w:r>
       <w:r>
@@ -5199,7 +5890,7 @@
         </w:rPr>
         <w:t xml:space="preserve">Email: </w:t>
       </w:r>
-      <w:hyperlink r:id="rId26" w:history="1">
+      <w:hyperlink r:id="rId27" w:history="1">
         <w:r>
           <w:rPr>
             <w:rStyle w:val="Hyperlink"/>
@@ -5229,7 +5920,7 @@
           <w:lang w:bidi="fa-IR"/>
         </w:rPr>
       </w:pPr>
-      <w:hyperlink r:id="rId27" w:history="1">
+      <w:hyperlink r:id="rId28" w:history="1">
         <w:r>
           <w:rPr>
             <w:rStyle w:val="Hyperlink"/>
@@ -5322,7 +6013,7 @@
         </w:rPr>
         <w:t xml:space="preserve"> </w:t>
       </w:r>
-      <w:hyperlink r:id="rId28" w:history="1">
+      <w:hyperlink r:id="rId29" w:history="1">
         <w:r>
           <w:rPr>
             <w:rStyle w:val="Hyperlink"/>
